--- a/sem_5/RIP/РПЗ.docx
+++ b/sem_5/RIP/РПЗ.docx
@@ -4,49 +4,54 @@
   <w:body>
     <w:tbl>
       <w:tblPr>
-        <w:tblW w:w="0" w:type="auto"/>
+        <w:tblW w:w="9354" w:type="dxa"/>
+        <w:tblBorders>
+          <w:top w:val="none" w:sz="0" w:space="0" w:color="FFFFFF"/>
+          <w:left w:val="none" w:sz="0" w:space="0" w:color="FFFFFF"/>
+          <w:bottom w:val="none" w:sz="0" w:space="0" w:color="FFFFFF"/>
+          <w:right w:val="none" w:sz="0" w:space="0" w:color="FFFFFF"/>
+          <w:insideH w:val="none" w:sz="0" w:space="0" w:color="FFFFFF"/>
+          <w:insideV w:val="none" w:sz="0" w:space="0" w:color="FFFFFF"/>
+        </w:tblBorders>
+        <w:tblLayout w:type="fixed"/>
+        <w:tblCellMar>
+          <w:left w:w="10" w:type="dxa"/>
+          <w:right w:w="10" w:type="dxa"/>
+        </w:tblCellMar>
         <w:tblLook w:val="04A0" w:firstRow="1" w:lastRow="0" w:firstColumn="1" w:lastColumn="0" w:noHBand="0" w:noVBand="1"/>
       </w:tblPr>
       <w:tblGrid>
-        <w:gridCol w:w="1956"/>
-        <w:gridCol w:w="7685"/>
+        <w:gridCol w:w="1600"/>
+        <w:gridCol w:w="7754"/>
       </w:tblGrid>
       <w:tr>
         <w:tc>
           <w:tcPr>
-            <w:tcW w:w="1383" w:type="dxa"/>
-            <w:hideMark/>
-          </w:tcPr>
-          <w:p>
-            <w:pPr>
-              <w:rPr>
-                <w:b/>
-              </w:rPr>
-            </w:pPr>
-            <w:bookmarkStart w:id="0" w:name="_Hlk153643975"/>
-            <w:bookmarkEnd w:id="0"/>
-            <w:r>
-              <w:rPr>
-                <w:b/>
-              </w:rPr>
-              <w:softHyphen/>
-            </w:r>
-            <w:r>
-              <w:rPr>
-                <w:b/>
-              </w:rPr>
-              <w:softHyphen/>
-            </w:r>
+            <w:tcW w:w="1600" w:type="dxa"/>
+            <w:tcBorders>
+              <w:top w:val="none" w:sz="0" w:space="0" w:color="FFFFFF"/>
+              <w:left w:val="none" w:sz="0" w:space="0" w:color="FFFFFF"/>
+              <w:bottom w:val="none" w:sz="0" w:space="0" w:color="FFFFFF"/>
+              <w:right w:val="none" w:sz="0" w:space="0" w:color="FFFFFF"/>
+            </w:tcBorders>
+            <w:tcMar>
+              <w:top w:w="0" w:type="dxa"/>
+              <w:left w:w="40" w:type="dxa"/>
+              <w:bottom w:w="0" w:type="dxa"/>
+              <w:right w:w="40" w:type="dxa"/>
+            </w:tcMar>
+            <w:vAlign w:val="center"/>
+          </w:tcPr>
+          <w:p>
             <w:r>
               <w:rPr>
                 <w:noProof/>
-                <w:bdr w:val="none" w:sz="0" w:space="0" w:color="auto" w:frame="1"/>
               </w:rPr>
               <w:drawing>
-                <wp:inline distT="0" distB="0" distL="0" distR="0" wp14:anchorId="4AF001DA" wp14:editId="7483EEB2">
-                  <wp:extent cx="1089025" cy="1089025"/>
-                  <wp:effectExtent l="0" t="0" r="15875" b="15875"/>
-                  <wp:docPr id="8" name="Рисунок 8"/>
+                <wp:inline distT="0" distB="0" distL="0" distR="0" wp14:anchorId="129AF77E" wp14:editId="5E15509F">
+                  <wp:extent cx="762000" cy="762000"/>
+                  <wp:effectExtent l="0" t="0" r="0" b="0"/>
+                  <wp:docPr id="7" name="Picture 1"/>
                   <wp:cNvGraphicFramePr>
                     <a:graphicFrameLocks xmlns:a="http://schemas.openxmlformats.org/drawingml/2006/main" noChangeAspect="1"/>
                   </wp:cNvGraphicFramePr>
@@ -54,19 +59,13 @@
                     <a:graphicData uri="http://schemas.openxmlformats.org/drawingml/2006/picture">
                       <pic:pic xmlns:pic="http://schemas.openxmlformats.org/drawingml/2006/picture">
                         <pic:nvPicPr>
-                          <pic:cNvPr id="0" name="Picture 3"/>
+                          <pic:cNvPr id="0" name=""/>
                           <pic:cNvPicPr>
                             <a:picLocks noChangeAspect="1" noChangeArrowheads="1"/>
                           </pic:cNvPicPr>
                         </pic:nvPicPr>
                         <pic:blipFill>
-                          <a:blip r:embed="rId7" r:link="rId8" cstate="screen">
-                            <a:extLst>
-                              <a:ext uri="{28A0092B-C50C-407E-A947-70E740481C1C}">
-                                <a14:useLocalDpi xmlns:a14="http://schemas.microsoft.com/office/drawing/2010/main"/>
-                              </a:ext>
-                            </a:extLst>
-                          </a:blip>
+                          <a:blip r:embed="rId7"/>
                           <a:srcRect/>
                           <a:stretch>
                             <a:fillRect/>
@@ -75,15 +74,11 @@
                         <pic:spPr bwMode="auto">
                           <a:xfrm>
                             <a:off x="0" y="0"/>
-                            <a:ext cx="1089025" cy="1089025"/>
+                            <a:ext cx="762000" cy="762000"/>
                           </a:xfrm>
                           <a:prstGeom prst="rect">
                             <a:avLst/>
                           </a:prstGeom>
-                          <a:noFill/>
-                          <a:ln>
-                            <a:noFill/>
-                          </a:ln>
                         </pic:spPr>
                       </pic:pic>
                     </a:graphicData>
@@ -95,162 +90,115 @@
         </w:tc>
         <w:tc>
           <w:tcPr>
-            <w:tcW w:w="8188" w:type="dxa"/>
-            <w:hideMark/>
-          </w:tcPr>
-          <w:p>
-            <w:pPr>
-              <w:spacing w:line="276" w:lineRule="auto"/>
+            <w:tcW w:w="7754" w:type="dxa"/>
+            <w:tcBorders>
+              <w:top w:val="none" w:sz="0" w:space="0" w:color="FFFFFF"/>
+              <w:left w:val="none" w:sz="0" w:space="0" w:color="FFFFFF"/>
+              <w:bottom w:val="none" w:sz="0" w:space="0" w:color="FFFFFF"/>
+              <w:right w:val="none" w:sz="0" w:space="0" w:color="FFFFFF"/>
+            </w:tcBorders>
+            <w:tcMar>
+              <w:top w:w="0" w:type="dxa"/>
+              <w:left w:w="40" w:type="dxa"/>
+              <w:bottom w:w="0" w:type="dxa"/>
+              <w:right w:w="40" w:type="dxa"/>
+            </w:tcMar>
+            <w:vAlign w:val="center"/>
+          </w:tcPr>
+          <w:p>
+            <w:pPr>
               <w:jc w:val="center"/>
-              <w:rPr>
-                <w:rFonts w:eastAsia="Arial" w:cs="Arial"/>
+            </w:pPr>
+            <w:r>
+              <w:rPr>
                 <w:b/>
+                <w:bCs/>
                 <w:sz w:val="22"/>
                 <w:szCs w:val="22"/>
-                <w:lang w:val="ru"/>
-              </w:rPr>
-            </w:pPr>
-            <w:r>
-              <w:rPr>
-                <w:rFonts w:eastAsia="Arial" w:cs="Arial"/>
+              </w:rPr>
+              <w:t>Министерство науки и высшего образования Российской Федерации</w:t>
+            </w:r>
+          </w:p>
+          <w:p>
+            <w:pPr>
+              <w:jc w:val="center"/>
+            </w:pPr>
+            <w:r>
+              <w:rPr>
                 <w:b/>
+                <w:bCs/>
                 <w:sz w:val="22"/>
                 <w:szCs w:val="22"/>
-                <w:lang w:val="ru"/>
-              </w:rPr>
-              <w:t>Министерство науки и высшего образования Российской Федерации</w:t>
-            </w:r>
-          </w:p>
-          <w:p>
-            <w:pPr>
-              <w:spacing w:line="276" w:lineRule="auto"/>
+              </w:rPr>
+              <w:t>Федеральное государственное автономное образовательное учреждение</w:t>
+            </w:r>
+          </w:p>
+          <w:p>
+            <w:pPr>
               <w:jc w:val="center"/>
-              <w:rPr>
-                <w:rFonts w:eastAsia="Arial" w:cs="Arial"/>
+            </w:pPr>
+            <w:r>
+              <w:rPr>
                 <w:b/>
+                <w:bCs/>
                 <w:sz w:val="22"/>
                 <w:szCs w:val="22"/>
-                <w:lang w:val="ru"/>
-              </w:rPr>
-            </w:pPr>
-            <w:r>
-              <w:rPr>
-                <w:rFonts w:eastAsia="Arial" w:cs="Arial"/>
+              </w:rPr>
+              <w:t>высшего образования</w:t>
+            </w:r>
+          </w:p>
+          <w:p>
+            <w:pPr>
+              <w:jc w:val="center"/>
+            </w:pPr>
+            <w:r>
+              <w:rPr>
                 <w:b/>
+                <w:bCs/>
                 <w:sz w:val="22"/>
                 <w:szCs w:val="22"/>
-                <w:lang w:val="ru"/>
-              </w:rPr>
-              <w:t xml:space="preserve">Федеральное государственное автономное образовательное учреждение </w:t>
-            </w:r>
-          </w:p>
-          <w:p>
-            <w:pPr>
-              <w:spacing w:line="276" w:lineRule="auto"/>
+              </w:rPr>
+              <w:t>"Московский государственный технический университет</w:t>
+            </w:r>
+          </w:p>
+          <w:p>
+            <w:pPr>
               <w:jc w:val="center"/>
-              <w:rPr>
-                <w:rFonts w:eastAsia="Arial" w:cs="Arial"/>
+            </w:pPr>
+            <w:r>
+              <w:rPr>
                 <w:b/>
+                <w:bCs/>
                 <w:sz w:val="22"/>
                 <w:szCs w:val="22"/>
-                <w:lang w:val="ru"/>
-              </w:rPr>
-            </w:pPr>
-            <w:r>
-              <w:rPr>
-                <w:rFonts w:eastAsia="Arial" w:cs="Arial"/>
+              </w:rPr>
+              <w:t>имени Н.Э. Баумана</w:t>
+            </w:r>
+          </w:p>
+          <w:p>
+            <w:pPr>
+              <w:jc w:val="center"/>
+            </w:pPr>
+            <w:r>
+              <w:rPr>
                 <w:b/>
+                <w:bCs/>
                 <w:sz w:val="22"/>
                 <w:szCs w:val="22"/>
-                <w:lang w:val="ru"/>
-              </w:rPr>
-              <w:t>высшего образования</w:t>
-            </w:r>
-          </w:p>
-          <w:p>
-            <w:pPr>
-              <w:spacing w:line="276" w:lineRule="auto"/>
+              </w:rPr>
+              <w:t>(национальный исследовательский университет)"</w:t>
+            </w:r>
+          </w:p>
+          <w:p>
+            <w:pPr>
               <w:jc w:val="center"/>
-              <w:rPr>
-                <w:rFonts w:eastAsia="Arial" w:cs="Arial"/>
+            </w:pPr>
+            <w:r>
+              <w:rPr>
                 <w:b/>
+                <w:bCs/>
                 <w:sz w:val="22"/>
                 <w:szCs w:val="22"/>
-                <w:lang w:val="ru"/>
-              </w:rPr>
-            </w:pPr>
-            <w:r>
-              <w:rPr>
-                <w:rFonts w:eastAsia="Arial" w:cs="Arial"/>
-                <w:b/>
-                <w:sz w:val="22"/>
-                <w:szCs w:val="22"/>
-                <w:lang w:val="ru"/>
-              </w:rPr>
-              <w:t>«Московский государственный технический университет</w:t>
-            </w:r>
-          </w:p>
-          <w:p>
-            <w:pPr>
-              <w:spacing w:line="276" w:lineRule="auto"/>
-              <w:jc w:val="center"/>
-              <w:rPr>
-                <w:rFonts w:eastAsia="Arial" w:cs="Arial"/>
-                <w:b/>
-                <w:sz w:val="22"/>
-                <w:szCs w:val="22"/>
-                <w:lang w:val="ru"/>
-              </w:rPr>
-            </w:pPr>
-            <w:r>
-              <w:rPr>
-                <w:rFonts w:eastAsia="Arial" w:cs="Arial"/>
-                <w:b/>
-                <w:sz w:val="22"/>
-                <w:szCs w:val="22"/>
-                <w:lang w:val="ru"/>
-              </w:rPr>
-              <w:t>имени Н.Э. Баумана</w:t>
-            </w:r>
-          </w:p>
-          <w:p>
-            <w:pPr>
-              <w:spacing w:line="276" w:lineRule="auto"/>
-              <w:jc w:val="center"/>
-              <w:rPr>
-                <w:rFonts w:eastAsia="Arial" w:cs="Arial"/>
-                <w:b/>
-                <w:sz w:val="22"/>
-                <w:szCs w:val="22"/>
-                <w:lang w:val="ru"/>
-              </w:rPr>
-            </w:pPr>
-            <w:r>
-              <w:rPr>
-                <w:rFonts w:eastAsia="Arial" w:cs="Arial"/>
-                <w:b/>
-                <w:sz w:val="22"/>
-                <w:szCs w:val="22"/>
-                <w:lang w:val="ru"/>
-              </w:rPr>
-              <w:t>(национальный исследовательский университет)»</w:t>
-            </w:r>
-          </w:p>
-          <w:p>
-            <w:pPr>
-              <w:spacing w:line="276" w:lineRule="auto"/>
-              <w:jc w:val="center"/>
-              <w:rPr>
-                <w:b/>
-              </w:rPr>
-            </w:pPr>
-            <w:r>
-              <w:rPr>
-                <w:rFonts w:eastAsia="Arial" w:cs="Arial"/>
-                <w:b/>
-                <w:sz w:val="22"/>
-                <w:szCs w:val="22"/>
-                <w:lang w:val="ru"/>
               </w:rPr>
               <w:t>(МГТУ им. Н.Э. Баумана)</w:t>
             </w:r>
@@ -263,686 +211,1182 @@
         <w:pBdr>
           <w:bottom w:val="thinThickSmallGap" w:sz="24" w:space="1" w:color="auto"/>
         </w:pBdr>
-        <w:jc w:val="center"/>
-        <w:rPr>
-          <w:b/>
-          <w:sz w:val="10"/>
-        </w:rPr>
-      </w:pPr>
-    </w:p>
-    <w:p>
-      <w:pPr>
-        <w:rPr>
-          <w:b/>
-          <w:sz w:val="32"/>
-        </w:rPr>
-      </w:pPr>
-    </w:p>
-    <w:p>
-      <w:pPr>
-        <w:spacing w:line="276" w:lineRule="auto"/>
-        <w:rPr>
-          <w:rFonts w:eastAsia="Arial" w:cs="Arial"/>
-          <w:sz w:val="22"/>
-          <w:szCs w:val="22"/>
-          <w:u w:val="single"/>
-        </w:rPr>
-      </w:pPr>
-      <w:r>
-        <w:rPr>
-          <w:rFonts w:eastAsia="Arial" w:cs="Arial"/>
-          <w:sz w:val="22"/>
-          <w:szCs w:val="22"/>
-          <w:u w:val="single"/>
-        </w:rPr>
-        <w:t>ФАКУЛЬТЕТ ___ИНФОРМАТИКА И СИСТЕМЫ УПРАВЛЕНИЯ_____________________________</w:t>
-      </w:r>
-    </w:p>
-    <w:p>
-      <w:pPr>
-        <w:spacing w:line="276" w:lineRule="auto"/>
-        <w:rPr>
-          <w:rFonts w:eastAsia="Arial" w:cs="Arial"/>
-          <w:u w:val="single"/>
-        </w:rPr>
-      </w:pPr>
-    </w:p>
-    <w:p>
-      <w:pPr>
-        <w:spacing w:line="276" w:lineRule="auto"/>
-        <w:rPr>
-          <w:rFonts w:eastAsia="Arial" w:cs="Arial"/>
-          <w:sz w:val="22"/>
-          <w:szCs w:val="22"/>
-          <w:u w:val="single"/>
-        </w:rPr>
-      </w:pPr>
-      <w:r>
-        <w:rPr>
-          <w:rFonts w:eastAsia="Arial" w:cs="Arial"/>
-          <w:sz w:val="22"/>
-          <w:szCs w:val="22"/>
-          <w:u w:val="single"/>
-        </w:rPr>
-        <w:t>КАФЕДРА _____СИСТЕМЫ ОБРАБОТКИ ИНФОРМАЦИИ И УПРАВЛЕНИЯ__________________</w:t>
-      </w:r>
-    </w:p>
+      </w:pPr>
+    </w:p>
+    <w:p/>
+    <w:tbl>
+      <w:tblPr>
+        <w:tblW w:w="9354" w:type="dxa"/>
+        <w:tblBorders>
+          <w:top w:val="none" w:sz="0" w:space="0" w:color="FFFFFF"/>
+          <w:left w:val="none" w:sz="0" w:space="0" w:color="FFFFFF"/>
+          <w:bottom w:val="none" w:sz="0" w:space="0" w:color="FFFFFF"/>
+          <w:right w:val="none" w:sz="0" w:space="0" w:color="FFFFFF"/>
+          <w:insideH w:val="none" w:sz="0" w:space="0" w:color="FFFFFF"/>
+          <w:insideV w:val="none" w:sz="0" w:space="0" w:color="FFFFFF"/>
+        </w:tblBorders>
+        <w:tblLayout w:type="fixed"/>
+        <w:tblCellMar>
+          <w:left w:w="10" w:type="dxa"/>
+          <w:right w:w="10" w:type="dxa"/>
+        </w:tblCellMar>
+        <w:tblLook w:val="04A0" w:firstRow="1" w:lastRow="0" w:firstColumn="1" w:lastColumn="0" w:noHBand="0" w:noVBand="1"/>
+      </w:tblPr>
+      <w:tblGrid>
+        <w:gridCol w:w="1900"/>
+        <w:gridCol w:w="7454"/>
+      </w:tblGrid>
+      <w:tr>
+        <w:tc>
+          <w:tcPr>
+            <w:tcW w:w="1900" w:type="dxa"/>
+            <w:tcBorders>
+              <w:top w:val="none" w:sz="0" w:space="0" w:color="FFFFFF"/>
+              <w:left w:val="none" w:sz="0" w:space="0" w:color="FFFFFF"/>
+              <w:bottom w:val="none" w:sz="0" w:space="0" w:color="FFFFFF"/>
+              <w:right w:val="none" w:sz="0" w:space="0" w:color="FFFFFF"/>
+            </w:tcBorders>
+            <w:tcMar>
+              <w:top w:w="0" w:type="dxa"/>
+              <w:left w:w="40" w:type="dxa"/>
+              <w:bottom w:w="0" w:type="dxa"/>
+              <w:right w:w="40" w:type="dxa"/>
+            </w:tcMar>
+            <w:vAlign w:val="bottom"/>
+          </w:tcPr>
+          <w:p>
+            <w:r>
+              <w:rPr>
+                <w:sz w:val="24"/>
+                <w:szCs w:val="24"/>
+              </w:rPr>
+              <w:t>ФАКУЛЬТЕТ</w:t>
+            </w:r>
+          </w:p>
+        </w:tc>
+        <w:tc>
+          <w:tcPr>
+            <w:tcW w:w="7454" w:type="dxa"/>
+            <w:tcBorders>
+              <w:top w:val="none" w:sz="0" w:space="0" w:color="FFFFFF"/>
+              <w:left w:val="none" w:sz="0" w:space="0" w:color="FFFFFF"/>
+              <w:bottom w:val="single" w:sz="4" w:space="0" w:color="000000"/>
+              <w:right w:val="none" w:sz="0" w:space="0" w:color="FFFFFF"/>
+            </w:tcBorders>
+            <w:tcMar>
+              <w:top w:w="0" w:type="dxa"/>
+              <w:left w:w="40" w:type="dxa"/>
+              <w:bottom w:w="0" w:type="dxa"/>
+              <w:right w:w="40" w:type="dxa"/>
+            </w:tcMar>
+            <w:vAlign w:val="bottom"/>
+          </w:tcPr>
+          <w:p>
+            <w:pPr>
+              <w:jc w:val="center"/>
+            </w:pPr>
+            <w:r>
+              <w:rPr>
+                <w:sz w:val="24"/>
+                <w:szCs w:val="24"/>
+              </w:rPr>
+              <w:t>ИНФОРМАТИКА И СИСТЕМЫ УПРАВЛЕНИЯ</w:t>
+            </w:r>
+          </w:p>
+        </w:tc>
+      </w:tr>
+    </w:tbl>
+    <w:p/>
+    <w:tbl>
+      <w:tblPr>
+        <w:tblW w:w="9354" w:type="dxa"/>
+        <w:tblBorders>
+          <w:top w:val="none" w:sz="0" w:space="0" w:color="FFFFFF"/>
+          <w:left w:val="none" w:sz="0" w:space="0" w:color="FFFFFF"/>
+          <w:bottom w:val="none" w:sz="0" w:space="0" w:color="FFFFFF"/>
+          <w:right w:val="none" w:sz="0" w:space="0" w:color="FFFFFF"/>
+          <w:insideH w:val="none" w:sz="0" w:space="0" w:color="FFFFFF"/>
+          <w:insideV w:val="none" w:sz="0" w:space="0" w:color="FFFFFF"/>
+        </w:tblBorders>
+        <w:tblLayout w:type="fixed"/>
+        <w:tblCellMar>
+          <w:left w:w="10" w:type="dxa"/>
+          <w:right w:w="10" w:type="dxa"/>
+        </w:tblCellMar>
+        <w:tblLook w:val="04A0" w:firstRow="1" w:lastRow="0" w:firstColumn="1" w:lastColumn="0" w:noHBand="0" w:noVBand="1"/>
+      </w:tblPr>
+      <w:tblGrid>
+        <w:gridCol w:w="1900"/>
+        <w:gridCol w:w="7454"/>
+      </w:tblGrid>
+      <w:tr>
+        <w:tc>
+          <w:tcPr>
+            <w:tcW w:w="1900" w:type="dxa"/>
+            <w:tcBorders>
+              <w:top w:val="none" w:sz="0" w:space="0" w:color="FFFFFF"/>
+              <w:left w:val="none" w:sz="0" w:space="0" w:color="FFFFFF"/>
+              <w:bottom w:val="none" w:sz="0" w:space="0" w:color="FFFFFF"/>
+              <w:right w:val="none" w:sz="0" w:space="0" w:color="FFFFFF"/>
+            </w:tcBorders>
+            <w:tcMar>
+              <w:top w:w="0" w:type="dxa"/>
+              <w:left w:w="40" w:type="dxa"/>
+              <w:bottom w:w="0" w:type="dxa"/>
+              <w:right w:w="40" w:type="dxa"/>
+            </w:tcMar>
+            <w:vAlign w:val="bottom"/>
+          </w:tcPr>
+          <w:p>
+            <w:r>
+              <w:rPr>
+                <w:sz w:val="24"/>
+                <w:szCs w:val="24"/>
+              </w:rPr>
+              <w:t>КАФЕДРА</w:t>
+            </w:r>
+          </w:p>
+        </w:tc>
+        <w:tc>
+          <w:tcPr>
+            <w:tcW w:w="7454" w:type="dxa"/>
+            <w:tcBorders>
+              <w:top w:val="none" w:sz="0" w:space="0" w:color="FFFFFF"/>
+              <w:left w:val="none" w:sz="0" w:space="0" w:color="FFFFFF"/>
+              <w:bottom w:val="single" w:sz="4" w:space="0" w:color="000000"/>
+              <w:right w:val="none" w:sz="0" w:space="0" w:color="FFFFFF"/>
+            </w:tcBorders>
+            <w:tcMar>
+              <w:top w:w="0" w:type="dxa"/>
+              <w:left w:w="40" w:type="dxa"/>
+              <w:bottom w:w="0" w:type="dxa"/>
+              <w:right w:w="40" w:type="dxa"/>
+            </w:tcMar>
+            <w:vAlign w:val="bottom"/>
+          </w:tcPr>
+          <w:p>
+            <w:pPr>
+              <w:jc w:val="center"/>
+            </w:pPr>
+            <w:r>
+              <w:rPr>
+                <w:sz w:val="24"/>
+                <w:szCs w:val="24"/>
+              </w:rPr>
+              <w:t>СИСТЕМЫ ОБРАБОТКИ ИНФОРМАЦИИ И УПРАВЛЕНИЯ</w:t>
+            </w:r>
+          </w:p>
+        </w:tc>
+      </w:tr>
+    </w:tbl>
     <w:p/>
     <w:p/>
     <w:p/>
     <w:p>
       <w:pPr>
+        <w:spacing w:line="276" w:lineRule="auto"/>
+        <w:jc w:val="center"/>
+      </w:pPr>
+      <w:r>
+        <w:rPr>
+          <w:b/>
+          <w:bCs/>
+          <w:sz w:val="40"/>
+          <w:szCs w:val="40"/>
+        </w:rPr>
+        <w:t>РАСЧЕТНО-ПОЯСНИТЕЛЬНАЯ ЗАПИСКА</w:t>
+      </w:r>
+    </w:p>
+    <w:p/>
+    <w:p>
+      <w:pPr>
+        <w:spacing w:line="276" w:lineRule="auto"/>
+        <w:jc w:val="center"/>
+      </w:pPr>
+      <w:r>
+        <w:rPr>
+          <w:b/>
+          <w:bCs/>
+          <w:i/>
+          <w:iCs/>
+          <w:sz w:val="36"/>
+          <w:szCs w:val="36"/>
+        </w:rPr>
+        <w:t>К ДОМАШНЕМУ ЗАДАНИЮ</w:t>
+      </w:r>
+    </w:p>
+    <w:p/>
+    <w:p>
+      <w:pPr>
+        <w:spacing w:line="276" w:lineRule="auto"/>
+        <w:jc w:val="center"/>
+      </w:pPr>
+      <w:r>
+        <w:rPr>
+          <w:b/>
+          <w:bCs/>
+          <w:i/>
+          <w:iCs/>
+          <w:sz w:val="36"/>
+          <w:szCs w:val="36"/>
+        </w:rPr>
+        <w:t>НА ТЕМУ:</w:t>
+      </w:r>
+    </w:p>
+    <w:tbl>
+      <w:tblPr>
+        <w:tblW w:w="9354" w:type="dxa"/>
+        <w:tblBorders>
+          <w:top w:val="none" w:sz="0" w:space="0" w:color="FFFFFF"/>
+          <w:left w:val="none" w:sz="0" w:space="0" w:color="FFFFFF"/>
+          <w:bottom w:val="none" w:sz="0" w:space="0" w:color="FFFFFF"/>
+          <w:right w:val="none" w:sz="0" w:space="0" w:color="FFFFFF"/>
+          <w:insideH w:val="none" w:sz="0" w:space="0" w:color="FFFFFF"/>
+          <w:insideV w:val="none" w:sz="0" w:space="0" w:color="FFFFFF"/>
+        </w:tblBorders>
+        <w:tblLayout w:type="fixed"/>
+        <w:tblCellMar>
+          <w:left w:w="10" w:type="dxa"/>
+          <w:right w:w="10" w:type="dxa"/>
+        </w:tblCellMar>
+        <w:tblLook w:val="04A0" w:firstRow="1" w:lastRow="0" w:firstColumn="1" w:lastColumn="0" w:noHBand="0" w:noVBand="1"/>
+      </w:tblPr>
+      <w:tblGrid>
+        <w:gridCol w:w="9354"/>
+      </w:tblGrid>
+      <w:tr>
+        <w:trPr>
+          <w:trHeight w:val="520"/>
+        </w:trPr>
+        <w:tc>
+          <w:tcPr>
+            <w:tcW w:w="9354" w:type="dxa"/>
+            <w:tcBorders>
+              <w:top w:val="none" w:sz="0" w:space="0" w:color="FFFFFF"/>
+              <w:left w:val="none" w:sz="0" w:space="0" w:color="FFFFFF"/>
+              <w:bottom w:val="single" w:sz="4" w:space="0" w:color="000000"/>
+              <w:right w:val="none" w:sz="0" w:space="0" w:color="FFFFFF"/>
+            </w:tcBorders>
+            <w:tcMar>
+              <w:top w:w="0" w:type="dxa"/>
+              <w:left w:w="40" w:type="dxa"/>
+              <w:bottom w:w="0" w:type="dxa"/>
+              <w:right w:w="40" w:type="dxa"/>
+            </w:tcMar>
+            <w:vAlign w:val="bottom"/>
+          </w:tcPr>
+          <w:p>
+            <w:pPr>
+              <w:jc w:val="center"/>
+              <w:rPr>
+                <w:b/>
+                <w:bCs/>
+                <w:i/>
+                <w:iCs/>
+                <w:sz w:val="36"/>
+                <w:szCs w:val="36"/>
+              </w:rPr>
+            </w:pPr>
+            <w:r>
+              <w:rPr>
+                <w:b/>
+                <w:bCs/>
+                <w:i/>
+                <w:iCs/>
+                <w:sz w:val="36"/>
+                <w:szCs w:val="36"/>
+              </w:rPr>
+              <w:t>Расчет выработки электроэнергии солнечной фермой</w:t>
+            </w:r>
+          </w:p>
+        </w:tc>
+      </w:tr>
+      <w:tr>
+        <w:trPr>
+          <w:trHeight w:val="520"/>
+        </w:trPr>
+        <w:tc>
+          <w:tcPr>
+            <w:tcW w:w="9354" w:type="dxa"/>
+            <w:tcBorders>
+              <w:top w:val="none" w:sz="0" w:space="0" w:color="FFFFFF"/>
+              <w:left w:val="none" w:sz="0" w:space="0" w:color="FFFFFF"/>
+              <w:bottom w:val="single" w:sz="4" w:space="0" w:color="000000"/>
+              <w:right w:val="none" w:sz="0" w:space="0" w:color="FFFFFF"/>
+            </w:tcBorders>
+            <w:tcMar>
+              <w:top w:w="0" w:type="dxa"/>
+              <w:left w:w="40" w:type="dxa"/>
+              <w:bottom w:w="0" w:type="dxa"/>
+              <w:right w:w="40" w:type="dxa"/>
+            </w:tcMar>
+            <w:vAlign w:val="bottom"/>
+          </w:tcPr>
+          <w:p>
+            <w:pPr>
+              <w:jc w:val="center"/>
+            </w:pPr>
+            <w:r>
+              <w:rPr>
+                <w:b/>
+                <w:bCs/>
+                <w:i/>
+                <w:iCs/>
+                <w:sz w:val="36"/>
+                <w:szCs w:val="36"/>
+              </w:rPr>
+              <w:t>для веб-проекта</w:t>
+            </w:r>
+          </w:p>
+        </w:tc>
+      </w:tr>
+      <w:tr>
+        <w:trPr>
+          <w:trHeight w:val="520"/>
+        </w:trPr>
+        <w:tc>
+          <w:tcPr>
+            <w:tcW w:w="9354" w:type="dxa"/>
+            <w:tcBorders>
+              <w:top w:val="none" w:sz="0" w:space="0" w:color="FFFFFF"/>
+              <w:left w:val="none" w:sz="0" w:space="0" w:color="FFFFFF"/>
+              <w:bottom w:val="single" w:sz="4" w:space="0" w:color="000000"/>
+              <w:right w:val="none" w:sz="0" w:space="0" w:color="FFFFFF"/>
+            </w:tcBorders>
+            <w:tcMar>
+              <w:top w:w="0" w:type="dxa"/>
+              <w:left w:w="40" w:type="dxa"/>
+              <w:bottom w:w="0" w:type="dxa"/>
+              <w:right w:w="40" w:type="dxa"/>
+            </w:tcMar>
+            <w:vAlign w:val="bottom"/>
+          </w:tcPr>
+          <w:p>
+            <w:pPr>
+              <w:jc w:val="center"/>
+            </w:pPr>
+          </w:p>
+        </w:tc>
+      </w:tr>
+      <w:tr>
+        <w:trPr>
+          <w:trHeight w:val="520"/>
+        </w:trPr>
+        <w:tc>
+          <w:tcPr>
+            <w:tcW w:w="9354" w:type="dxa"/>
+            <w:tcBorders>
+              <w:top w:val="none" w:sz="0" w:space="0" w:color="FFFFFF"/>
+              <w:left w:val="none" w:sz="0" w:space="0" w:color="FFFFFF"/>
+              <w:bottom w:val="single" w:sz="4" w:space="0" w:color="000000"/>
+              <w:right w:val="none" w:sz="0" w:space="0" w:color="FFFFFF"/>
+            </w:tcBorders>
+            <w:tcMar>
+              <w:top w:w="0" w:type="dxa"/>
+              <w:left w:w="40" w:type="dxa"/>
+              <w:bottom w:w="0" w:type="dxa"/>
+              <w:right w:w="40" w:type="dxa"/>
+            </w:tcMar>
+            <w:vAlign w:val="bottom"/>
+          </w:tcPr>
+          <w:p>
+            <w:pPr>
+              <w:jc w:val="center"/>
+            </w:pPr>
+          </w:p>
+        </w:tc>
+      </w:tr>
+    </w:tbl>
+    <w:p/>
+    <w:p/>
+    <w:p/>
+    <w:tbl>
+      <w:tblPr>
+        <w:tblW w:w="9354" w:type="dxa"/>
+        <w:tblBorders>
+          <w:top w:val="none" w:sz="0" w:space="0" w:color="FFFFFF"/>
+          <w:left w:val="none" w:sz="0" w:space="0" w:color="FFFFFF"/>
+          <w:bottom w:val="none" w:sz="0" w:space="0" w:color="FFFFFF"/>
+          <w:right w:val="none" w:sz="0" w:space="0" w:color="FFFFFF"/>
+          <w:insideH w:val="none" w:sz="0" w:space="0" w:color="FFFFFF"/>
+          <w:insideV w:val="none" w:sz="0" w:space="0" w:color="FFFFFF"/>
+        </w:tblBorders>
+        <w:tblLayout w:type="fixed"/>
+        <w:tblCellMar>
+          <w:left w:w="10" w:type="dxa"/>
+          <w:right w:w="10" w:type="dxa"/>
+        </w:tblCellMar>
+        <w:tblLook w:val="04A0" w:firstRow="1" w:lastRow="0" w:firstColumn="1" w:lastColumn="0" w:noHBand="0" w:noVBand="1"/>
+      </w:tblPr>
+      <w:tblGrid>
+        <w:gridCol w:w="1900"/>
+        <w:gridCol w:w="2000"/>
+        <w:gridCol w:w="700"/>
+        <w:gridCol w:w="2300"/>
+        <w:gridCol w:w="300"/>
+        <w:gridCol w:w="2154"/>
+      </w:tblGrid>
+      <w:tr>
+        <w:trPr>
+          <w:trHeight w:val="420"/>
+        </w:trPr>
+        <w:tc>
+          <w:tcPr>
+            <w:tcW w:w="1900" w:type="dxa"/>
+            <w:tcBorders>
+              <w:top w:val="none" w:sz="0" w:space="0" w:color="FFFFFF"/>
+              <w:left w:val="none" w:sz="0" w:space="0" w:color="FFFFFF"/>
+              <w:bottom w:val="none" w:sz="0" w:space="0" w:color="FFFFFF"/>
+              <w:right w:val="none" w:sz="0" w:space="0" w:color="FFFFFF"/>
+            </w:tcBorders>
+            <w:tcMar>
+              <w:top w:w="0" w:type="dxa"/>
+              <w:left w:w="40" w:type="dxa"/>
+              <w:bottom w:w="0" w:type="dxa"/>
+              <w:right w:w="40" w:type="dxa"/>
+            </w:tcMar>
+            <w:vAlign w:val="bottom"/>
+          </w:tcPr>
+          <w:p>
+            <w:r>
+              <w:rPr>
+                <w:sz w:val="24"/>
+                <w:szCs w:val="24"/>
+              </w:rPr>
+              <w:t>Студент</w:t>
+            </w:r>
+          </w:p>
+        </w:tc>
+        <w:tc>
+          <w:tcPr>
+            <w:tcW w:w="2000" w:type="dxa"/>
+            <w:tcBorders>
+              <w:top w:val="none" w:sz="0" w:space="0" w:color="FFFFFF"/>
+              <w:left w:val="none" w:sz="0" w:space="0" w:color="FFFFFF"/>
+              <w:bottom w:val="single" w:sz="4" w:space="0" w:color="000000"/>
+              <w:right w:val="none" w:sz="0" w:space="0" w:color="FFFFFF"/>
+            </w:tcBorders>
+            <w:tcMar>
+              <w:top w:w="0" w:type="dxa"/>
+              <w:left w:w="40" w:type="dxa"/>
+              <w:bottom w:w="0" w:type="dxa"/>
+              <w:right w:w="40" w:type="dxa"/>
+            </w:tcMar>
+            <w:vAlign w:val="bottom"/>
+          </w:tcPr>
+          <w:p>
+            <w:pPr>
+              <w:jc w:val="center"/>
+            </w:pPr>
+            <w:r>
+              <w:rPr>
+                <w:sz w:val="24"/>
+                <w:szCs w:val="24"/>
+              </w:rPr>
+              <w:t>ИУ5-55Б</w:t>
+            </w:r>
+          </w:p>
+        </w:tc>
+        <w:tc>
+          <w:tcPr>
+            <w:tcW w:w="700" w:type="dxa"/>
+            <w:tcBorders>
+              <w:top w:val="none" w:sz="0" w:space="0" w:color="FFFFFF"/>
+              <w:left w:val="none" w:sz="0" w:space="0" w:color="FFFFFF"/>
+              <w:bottom w:val="none" w:sz="0" w:space="0" w:color="FFFFFF"/>
+              <w:right w:val="none" w:sz="0" w:space="0" w:color="FFFFFF"/>
+            </w:tcBorders>
+            <w:tcMar>
+              <w:top w:w="0" w:type="dxa"/>
+              <w:left w:w="40" w:type="dxa"/>
+              <w:bottom w:w="0" w:type="dxa"/>
+              <w:right w:w="40" w:type="dxa"/>
+            </w:tcMar>
+            <w:vAlign w:val="bottom"/>
+          </w:tcPr>
+          <w:p/>
+        </w:tc>
+        <w:tc>
+          <w:tcPr>
+            <w:tcW w:w="2300" w:type="dxa"/>
+            <w:tcBorders>
+              <w:top w:val="none" w:sz="0" w:space="0" w:color="FFFFFF"/>
+              <w:left w:val="none" w:sz="0" w:space="0" w:color="FFFFFF"/>
+              <w:bottom w:val="single" w:sz="4" w:space="0" w:color="000000"/>
+              <w:right w:val="none" w:sz="0" w:space="0" w:color="FFFFFF"/>
+            </w:tcBorders>
+            <w:tcMar>
+              <w:top w:w="0" w:type="dxa"/>
+              <w:left w:w="40" w:type="dxa"/>
+              <w:bottom w:w="0" w:type="dxa"/>
+              <w:right w:w="40" w:type="dxa"/>
+            </w:tcMar>
+            <w:vAlign w:val="bottom"/>
+          </w:tcPr>
+          <w:p/>
+        </w:tc>
+        <w:tc>
+          <w:tcPr>
+            <w:tcW w:w="300" w:type="dxa"/>
+            <w:tcBorders>
+              <w:top w:val="none" w:sz="0" w:space="0" w:color="FFFFFF"/>
+              <w:left w:val="none" w:sz="0" w:space="0" w:color="FFFFFF"/>
+              <w:bottom w:val="none" w:sz="0" w:space="0" w:color="FFFFFF"/>
+              <w:right w:val="none" w:sz="0" w:space="0" w:color="FFFFFF"/>
+            </w:tcBorders>
+            <w:tcMar>
+              <w:top w:w="0" w:type="dxa"/>
+              <w:left w:w="40" w:type="dxa"/>
+              <w:bottom w:w="0" w:type="dxa"/>
+              <w:right w:w="40" w:type="dxa"/>
+            </w:tcMar>
+            <w:vAlign w:val="bottom"/>
+          </w:tcPr>
+          <w:p/>
+        </w:tc>
+        <w:tc>
+          <w:tcPr>
+            <w:tcW w:w="2154" w:type="dxa"/>
+            <w:tcBorders>
+              <w:top w:val="none" w:sz="0" w:space="0" w:color="FFFFFF"/>
+              <w:left w:val="none" w:sz="0" w:space="0" w:color="FFFFFF"/>
+              <w:bottom w:val="single" w:sz="4" w:space="0" w:color="000000"/>
+              <w:right w:val="none" w:sz="0" w:space="0" w:color="FFFFFF"/>
+            </w:tcBorders>
+            <w:tcMar>
+              <w:top w:w="0" w:type="dxa"/>
+              <w:left w:w="40" w:type="dxa"/>
+              <w:bottom w:w="0" w:type="dxa"/>
+              <w:right w:w="40" w:type="dxa"/>
+            </w:tcMar>
+            <w:vAlign w:val="bottom"/>
+          </w:tcPr>
+          <w:p>
+            <w:pPr>
+              <w:jc w:val="center"/>
+            </w:pPr>
+            <w:r>
+              <w:rPr>
+                <w:sz w:val="24"/>
+                <w:szCs w:val="24"/>
+              </w:rPr>
+              <w:t>А.В. Дейнеко</w:t>
+            </w:r>
+          </w:p>
+        </w:tc>
+      </w:tr>
+      <w:tr>
+        <w:tc>
+          <w:tcPr>
+            <w:tcW w:w="1900" w:type="dxa"/>
+            <w:tcBorders>
+              <w:top w:val="none" w:sz="0" w:space="0" w:color="FFFFFF"/>
+              <w:left w:val="none" w:sz="0" w:space="0" w:color="FFFFFF"/>
+              <w:bottom w:val="none" w:sz="0" w:space="0" w:color="FFFFFF"/>
+              <w:right w:val="none" w:sz="0" w:space="0" w:color="FFFFFF"/>
+            </w:tcBorders>
+            <w:tcMar>
+              <w:top w:w="0" w:type="dxa"/>
+              <w:left w:w="40" w:type="dxa"/>
+              <w:bottom w:w="0" w:type="dxa"/>
+              <w:right w:w="40" w:type="dxa"/>
+            </w:tcMar>
+            <w:vAlign w:val="bottom"/>
+          </w:tcPr>
+          <w:p/>
+        </w:tc>
+        <w:tc>
+          <w:tcPr>
+            <w:tcW w:w="2000" w:type="dxa"/>
+            <w:tcBorders>
+              <w:top w:val="none" w:sz="0" w:space="0" w:color="FFFFFF"/>
+              <w:left w:val="none" w:sz="0" w:space="0" w:color="FFFFFF"/>
+              <w:bottom w:val="none" w:sz="0" w:space="0" w:color="FFFFFF"/>
+              <w:right w:val="none" w:sz="0" w:space="0" w:color="FFFFFF"/>
+            </w:tcBorders>
+            <w:tcMar>
+              <w:top w:w="0" w:type="dxa"/>
+              <w:left w:w="40" w:type="dxa"/>
+              <w:bottom w:w="0" w:type="dxa"/>
+              <w:right w:w="40" w:type="dxa"/>
+            </w:tcMar>
+          </w:tcPr>
+          <w:p>
+            <w:pPr>
+              <w:jc w:val="center"/>
+            </w:pPr>
+            <w:r>
+              <w:rPr>
+                <w:sz w:val="18"/>
+                <w:szCs w:val="18"/>
+              </w:rPr>
+              <w:t>(Группа)</w:t>
+            </w:r>
+          </w:p>
+        </w:tc>
+        <w:tc>
+          <w:tcPr>
+            <w:tcW w:w="700" w:type="dxa"/>
+            <w:tcBorders>
+              <w:top w:val="none" w:sz="0" w:space="0" w:color="FFFFFF"/>
+              <w:left w:val="none" w:sz="0" w:space="0" w:color="FFFFFF"/>
+              <w:bottom w:val="none" w:sz="0" w:space="0" w:color="FFFFFF"/>
+              <w:right w:val="none" w:sz="0" w:space="0" w:color="FFFFFF"/>
+            </w:tcBorders>
+            <w:tcMar>
+              <w:top w:w="0" w:type="dxa"/>
+              <w:left w:w="40" w:type="dxa"/>
+              <w:bottom w:w="0" w:type="dxa"/>
+              <w:right w:w="40" w:type="dxa"/>
+            </w:tcMar>
+            <w:vAlign w:val="bottom"/>
+          </w:tcPr>
+          <w:p/>
+        </w:tc>
+        <w:tc>
+          <w:tcPr>
+            <w:tcW w:w="2300" w:type="dxa"/>
+            <w:tcBorders>
+              <w:top w:val="none" w:sz="0" w:space="0" w:color="FFFFFF"/>
+              <w:left w:val="none" w:sz="0" w:space="0" w:color="FFFFFF"/>
+              <w:bottom w:val="none" w:sz="0" w:space="0" w:color="FFFFFF"/>
+              <w:right w:val="none" w:sz="0" w:space="0" w:color="FFFFFF"/>
+            </w:tcBorders>
+            <w:tcMar>
+              <w:top w:w="0" w:type="dxa"/>
+              <w:left w:w="40" w:type="dxa"/>
+              <w:bottom w:w="0" w:type="dxa"/>
+              <w:right w:w="40" w:type="dxa"/>
+            </w:tcMar>
+          </w:tcPr>
+          <w:p>
+            <w:pPr>
+              <w:jc w:val="center"/>
+            </w:pPr>
+            <w:r>
+              <w:rPr>
+                <w:sz w:val="18"/>
+                <w:szCs w:val="18"/>
+              </w:rPr>
+              <w:t>(Подпись, дата)</w:t>
+            </w:r>
+          </w:p>
+        </w:tc>
+        <w:tc>
+          <w:tcPr>
+            <w:tcW w:w="300" w:type="dxa"/>
+            <w:tcBorders>
+              <w:top w:val="none" w:sz="0" w:space="0" w:color="FFFFFF"/>
+              <w:left w:val="none" w:sz="0" w:space="0" w:color="FFFFFF"/>
+              <w:bottom w:val="none" w:sz="0" w:space="0" w:color="FFFFFF"/>
+              <w:right w:val="none" w:sz="0" w:space="0" w:color="FFFFFF"/>
+            </w:tcBorders>
+            <w:tcMar>
+              <w:top w:w="0" w:type="dxa"/>
+              <w:left w:w="40" w:type="dxa"/>
+              <w:bottom w:w="0" w:type="dxa"/>
+              <w:right w:w="40" w:type="dxa"/>
+            </w:tcMar>
+            <w:vAlign w:val="bottom"/>
+          </w:tcPr>
+          <w:p/>
+        </w:tc>
+        <w:tc>
+          <w:tcPr>
+            <w:tcW w:w="2154" w:type="dxa"/>
+            <w:tcBorders>
+              <w:top w:val="none" w:sz="0" w:space="0" w:color="FFFFFF"/>
+              <w:left w:val="none" w:sz="0" w:space="0" w:color="FFFFFF"/>
+              <w:bottom w:val="none" w:sz="0" w:space="0" w:color="FFFFFF"/>
+              <w:right w:val="none" w:sz="0" w:space="0" w:color="FFFFFF"/>
+            </w:tcBorders>
+            <w:tcMar>
+              <w:top w:w="0" w:type="dxa"/>
+              <w:left w:w="40" w:type="dxa"/>
+              <w:bottom w:w="0" w:type="dxa"/>
+              <w:right w:w="40" w:type="dxa"/>
+            </w:tcMar>
+          </w:tcPr>
+          <w:p>
+            <w:pPr>
+              <w:jc w:val="center"/>
+            </w:pPr>
+            <w:r>
+              <w:rPr>
+                <w:sz w:val="18"/>
+                <w:szCs w:val="18"/>
+              </w:rPr>
+              <w:t>(И.О. Фамилия)</w:t>
+            </w:r>
+          </w:p>
+        </w:tc>
+      </w:tr>
+      <w:tr>
+        <w:trPr>
+          <w:trHeight w:val="500"/>
+        </w:trPr>
+        <w:tc>
+          <w:tcPr>
+            <w:tcW w:w="1900" w:type="dxa"/>
+            <w:tcBorders>
+              <w:top w:val="none" w:sz="0" w:space="0" w:color="FFFFFF"/>
+              <w:left w:val="none" w:sz="0" w:space="0" w:color="FFFFFF"/>
+              <w:bottom w:val="none" w:sz="0" w:space="0" w:color="FFFFFF"/>
+              <w:right w:val="none" w:sz="0" w:space="0" w:color="FFFFFF"/>
+            </w:tcBorders>
+            <w:tcMar>
+              <w:top w:w="0" w:type="dxa"/>
+              <w:left w:w="40" w:type="dxa"/>
+              <w:bottom w:w="0" w:type="dxa"/>
+              <w:right w:w="40" w:type="dxa"/>
+            </w:tcMar>
+            <w:vAlign w:val="bottom"/>
+          </w:tcPr>
+          <w:p/>
+        </w:tc>
+        <w:tc>
+          <w:tcPr>
+            <w:tcW w:w="2000" w:type="dxa"/>
+            <w:tcBorders>
+              <w:top w:val="none" w:sz="0" w:space="0" w:color="FFFFFF"/>
+              <w:left w:val="none" w:sz="0" w:space="0" w:color="FFFFFF"/>
+              <w:bottom w:val="none" w:sz="0" w:space="0" w:color="FFFFFF"/>
+              <w:right w:val="none" w:sz="0" w:space="0" w:color="FFFFFF"/>
+            </w:tcBorders>
+            <w:tcMar>
+              <w:top w:w="0" w:type="dxa"/>
+              <w:left w:w="40" w:type="dxa"/>
+              <w:bottom w:w="0" w:type="dxa"/>
+              <w:right w:w="40" w:type="dxa"/>
+            </w:tcMar>
+            <w:vAlign w:val="bottom"/>
+          </w:tcPr>
+          <w:p/>
+        </w:tc>
+        <w:tc>
+          <w:tcPr>
+            <w:tcW w:w="700" w:type="dxa"/>
+            <w:tcBorders>
+              <w:top w:val="none" w:sz="0" w:space="0" w:color="FFFFFF"/>
+              <w:left w:val="none" w:sz="0" w:space="0" w:color="FFFFFF"/>
+              <w:bottom w:val="none" w:sz="0" w:space="0" w:color="FFFFFF"/>
+              <w:right w:val="none" w:sz="0" w:space="0" w:color="FFFFFF"/>
+            </w:tcBorders>
+            <w:tcMar>
+              <w:top w:w="0" w:type="dxa"/>
+              <w:left w:w="40" w:type="dxa"/>
+              <w:bottom w:w="0" w:type="dxa"/>
+              <w:right w:w="40" w:type="dxa"/>
+            </w:tcMar>
+            <w:vAlign w:val="bottom"/>
+          </w:tcPr>
+          <w:p/>
+        </w:tc>
+        <w:tc>
+          <w:tcPr>
+            <w:tcW w:w="2300" w:type="dxa"/>
+            <w:tcBorders>
+              <w:top w:val="none" w:sz="0" w:space="0" w:color="FFFFFF"/>
+              <w:left w:val="none" w:sz="0" w:space="0" w:color="FFFFFF"/>
+              <w:bottom w:val="none" w:sz="0" w:space="0" w:color="FFFFFF"/>
+              <w:right w:val="none" w:sz="0" w:space="0" w:color="FFFFFF"/>
+            </w:tcBorders>
+            <w:tcMar>
+              <w:top w:w="0" w:type="dxa"/>
+              <w:left w:w="40" w:type="dxa"/>
+              <w:bottom w:w="0" w:type="dxa"/>
+              <w:right w:w="40" w:type="dxa"/>
+            </w:tcMar>
+            <w:vAlign w:val="bottom"/>
+          </w:tcPr>
+          <w:p/>
+        </w:tc>
+        <w:tc>
+          <w:tcPr>
+            <w:tcW w:w="300" w:type="dxa"/>
+            <w:tcBorders>
+              <w:top w:val="none" w:sz="0" w:space="0" w:color="FFFFFF"/>
+              <w:left w:val="none" w:sz="0" w:space="0" w:color="FFFFFF"/>
+              <w:bottom w:val="none" w:sz="0" w:space="0" w:color="FFFFFF"/>
+              <w:right w:val="none" w:sz="0" w:space="0" w:color="FFFFFF"/>
+            </w:tcBorders>
+            <w:tcMar>
+              <w:top w:w="0" w:type="dxa"/>
+              <w:left w:w="40" w:type="dxa"/>
+              <w:bottom w:w="0" w:type="dxa"/>
+              <w:right w:w="40" w:type="dxa"/>
+            </w:tcMar>
+            <w:vAlign w:val="bottom"/>
+          </w:tcPr>
+          <w:p/>
+        </w:tc>
+        <w:tc>
+          <w:tcPr>
+            <w:tcW w:w="2154" w:type="dxa"/>
+            <w:tcBorders>
+              <w:top w:val="none" w:sz="0" w:space="0" w:color="FFFFFF"/>
+              <w:left w:val="none" w:sz="0" w:space="0" w:color="FFFFFF"/>
+              <w:bottom w:val="none" w:sz="0" w:space="0" w:color="FFFFFF"/>
+              <w:right w:val="none" w:sz="0" w:space="0" w:color="FFFFFF"/>
+            </w:tcBorders>
+            <w:tcMar>
+              <w:top w:w="0" w:type="dxa"/>
+              <w:left w:w="40" w:type="dxa"/>
+              <w:bottom w:w="0" w:type="dxa"/>
+              <w:right w:w="40" w:type="dxa"/>
+            </w:tcMar>
+            <w:vAlign w:val="bottom"/>
+          </w:tcPr>
+          <w:p/>
+        </w:tc>
+      </w:tr>
+      <w:tr>
+        <w:trPr>
+          <w:trHeight w:val="420"/>
+        </w:trPr>
+        <w:tc>
+          <w:tcPr>
+            <w:tcW w:w="1900" w:type="dxa"/>
+            <w:tcBorders>
+              <w:top w:val="none" w:sz="0" w:space="0" w:color="FFFFFF"/>
+              <w:left w:val="none" w:sz="0" w:space="0" w:color="FFFFFF"/>
+              <w:bottom w:val="none" w:sz="0" w:space="0" w:color="FFFFFF"/>
+              <w:right w:val="none" w:sz="0" w:space="0" w:color="FFFFFF"/>
+            </w:tcBorders>
+            <w:tcMar>
+              <w:top w:w="0" w:type="dxa"/>
+              <w:left w:w="40" w:type="dxa"/>
+              <w:bottom w:w="0" w:type="dxa"/>
+              <w:right w:w="40" w:type="dxa"/>
+            </w:tcMar>
+            <w:vAlign w:val="bottom"/>
+          </w:tcPr>
+          <w:p>
+            <w:r>
+              <w:rPr>
+                <w:sz w:val="24"/>
+                <w:szCs w:val="24"/>
+              </w:rPr>
+              <w:t>Руководитель</w:t>
+            </w:r>
+          </w:p>
+        </w:tc>
+        <w:tc>
+          <w:tcPr>
+            <w:tcW w:w="2000" w:type="dxa"/>
+            <w:tcBorders>
+              <w:top w:val="none" w:sz="0" w:space="0" w:color="FFFFFF"/>
+              <w:left w:val="none" w:sz="0" w:space="0" w:color="FFFFFF"/>
+              <w:bottom w:val="none" w:sz="0" w:space="0" w:color="FFFFFF"/>
+              <w:right w:val="none" w:sz="0" w:space="0" w:color="FFFFFF"/>
+            </w:tcBorders>
+            <w:tcMar>
+              <w:top w:w="0" w:type="dxa"/>
+              <w:left w:w="40" w:type="dxa"/>
+              <w:bottom w:w="0" w:type="dxa"/>
+              <w:right w:w="40" w:type="dxa"/>
+            </w:tcMar>
+            <w:vAlign w:val="bottom"/>
+          </w:tcPr>
+          <w:p>
+            <w:pPr>
+              <w:jc w:val="center"/>
+            </w:pPr>
+          </w:p>
+        </w:tc>
+        <w:tc>
+          <w:tcPr>
+            <w:tcW w:w="700" w:type="dxa"/>
+            <w:tcBorders>
+              <w:top w:val="none" w:sz="0" w:space="0" w:color="FFFFFF"/>
+              <w:left w:val="none" w:sz="0" w:space="0" w:color="FFFFFF"/>
+              <w:bottom w:val="none" w:sz="0" w:space="0" w:color="FFFFFF"/>
+              <w:right w:val="none" w:sz="0" w:space="0" w:color="FFFFFF"/>
+            </w:tcBorders>
+            <w:tcMar>
+              <w:top w:w="0" w:type="dxa"/>
+              <w:left w:w="40" w:type="dxa"/>
+              <w:bottom w:w="0" w:type="dxa"/>
+              <w:right w:w="40" w:type="dxa"/>
+            </w:tcMar>
+            <w:vAlign w:val="bottom"/>
+          </w:tcPr>
+          <w:p/>
+        </w:tc>
+        <w:tc>
+          <w:tcPr>
+            <w:tcW w:w="2300" w:type="dxa"/>
+            <w:tcBorders>
+              <w:top w:val="none" w:sz="0" w:space="0" w:color="FFFFFF"/>
+              <w:left w:val="none" w:sz="0" w:space="0" w:color="FFFFFF"/>
+              <w:bottom w:val="single" w:sz="4" w:space="0" w:color="000000"/>
+              <w:right w:val="none" w:sz="0" w:space="0" w:color="FFFFFF"/>
+            </w:tcBorders>
+            <w:tcMar>
+              <w:top w:w="0" w:type="dxa"/>
+              <w:left w:w="40" w:type="dxa"/>
+              <w:bottom w:w="0" w:type="dxa"/>
+              <w:right w:w="40" w:type="dxa"/>
+            </w:tcMar>
+            <w:vAlign w:val="bottom"/>
+          </w:tcPr>
+          <w:p/>
+        </w:tc>
+        <w:tc>
+          <w:tcPr>
+            <w:tcW w:w="300" w:type="dxa"/>
+            <w:tcBorders>
+              <w:top w:val="none" w:sz="0" w:space="0" w:color="FFFFFF"/>
+              <w:left w:val="none" w:sz="0" w:space="0" w:color="FFFFFF"/>
+              <w:bottom w:val="none" w:sz="0" w:space="0" w:color="FFFFFF"/>
+              <w:right w:val="none" w:sz="0" w:space="0" w:color="FFFFFF"/>
+            </w:tcBorders>
+            <w:tcMar>
+              <w:top w:w="0" w:type="dxa"/>
+              <w:left w:w="40" w:type="dxa"/>
+              <w:bottom w:w="0" w:type="dxa"/>
+              <w:right w:w="40" w:type="dxa"/>
+            </w:tcMar>
+            <w:vAlign w:val="bottom"/>
+          </w:tcPr>
+          <w:p/>
+        </w:tc>
+        <w:tc>
+          <w:tcPr>
+            <w:tcW w:w="2154" w:type="dxa"/>
+            <w:tcBorders>
+              <w:top w:val="none" w:sz="0" w:space="0" w:color="FFFFFF"/>
+              <w:left w:val="none" w:sz="0" w:space="0" w:color="FFFFFF"/>
+              <w:bottom w:val="single" w:sz="4" w:space="0" w:color="000000"/>
+              <w:right w:val="none" w:sz="0" w:space="0" w:color="FFFFFF"/>
+            </w:tcBorders>
+            <w:tcMar>
+              <w:top w:w="0" w:type="dxa"/>
+              <w:left w:w="40" w:type="dxa"/>
+              <w:bottom w:w="0" w:type="dxa"/>
+              <w:right w:w="40" w:type="dxa"/>
+            </w:tcMar>
+            <w:vAlign w:val="bottom"/>
+          </w:tcPr>
+          <w:p>
+            <w:pPr>
+              <w:jc w:val="center"/>
+            </w:pPr>
+            <w:r>
+              <w:rPr>
+                <w:sz w:val="24"/>
+                <w:szCs w:val="24"/>
+              </w:rPr>
+              <w:t>А.И. Канев</w:t>
+            </w:r>
+          </w:p>
+        </w:tc>
+      </w:tr>
+      <w:tr>
+        <w:tc>
+          <w:tcPr>
+            <w:tcW w:w="1900" w:type="dxa"/>
+            <w:tcBorders>
+              <w:top w:val="none" w:sz="0" w:space="0" w:color="FFFFFF"/>
+              <w:left w:val="none" w:sz="0" w:space="0" w:color="FFFFFF"/>
+              <w:bottom w:val="none" w:sz="0" w:space="0" w:color="FFFFFF"/>
+              <w:right w:val="none" w:sz="0" w:space="0" w:color="FFFFFF"/>
+            </w:tcBorders>
+            <w:tcMar>
+              <w:top w:w="0" w:type="dxa"/>
+              <w:left w:w="40" w:type="dxa"/>
+              <w:bottom w:w="0" w:type="dxa"/>
+              <w:right w:w="40" w:type="dxa"/>
+            </w:tcMar>
+            <w:vAlign w:val="bottom"/>
+          </w:tcPr>
+          <w:p/>
+        </w:tc>
+        <w:tc>
+          <w:tcPr>
+            <w:tcW w:w="2000" w:type="dxa"/>
+            <w:tcBorders>
+              <w:top w:val="none" w:sz="0" w:space="0" w:color="FFFFFF"/>
+              <w:left w:val="none" w:sz="0" w:space="0" w:color="FFFFFF"/>
+              <w:bottom w:val="none" w:sz="0" w:space="0" w:color="FFFFFF"/>
+              <w:right w:val="none" w:sz="0" w:space="0" w:color="FFFFFF"/>
+            </w:tcBorders>
+            <w:tcMar>
+              <w:top w:w="0" w:type="dxa"/>
+              <w:left w:w="40" w:type="dxa"/>
+              <w:bottom w:w="0" w:type="dxa"/>
+              <w:right w:w="40" w:type="dxa"/>
+            </w:tcMar>
+          </w:tcPr>
+          <w:p/>
+        </w:tc>
+        <w:tc>
+          <w:tcPr>
+            <w:tcW w:w="700" w:type="dxa"/>
+            <w:tcBorders>
+              <w:top w:val="none" w:sz="0" w:space="0" w:color="FFFFFF"/>
+              <w:left w:val="none" w:sz="0" w:space="0" w:color="FFFFFF"/>
+              <w:bottom w:val="none" w:sz="0" w:space="0" w:color="FFFFFF"/>
+              <w:right w:val="none" w:sz="0" w:space="0" w:color="FFFFFF"/>
+            </w:tcBorders>
+            <w:tcMar>
+              <w:top w:w="0" w:type="dxa"/>
+              <w:left w:w="40" w:type="dxa"/>
+              <w:bottom w:w="0" w:type="dxa"/>
+              <w:right w:w="40" w:type="dxa"/>
+            </w:tcMar>
+            <w:vAlign w:val="bottom"/>
+          </w:tcPr>
+          <w:p/>
+        </w:tc>
+        <w:tc>
+          <w:tcPr>
+            <w:tcW w:w="2300" w:type="dxa"/>
+            <w:tcBorders>
+              <w:top w:val="none" w:sz="0" w:space="0" w:color="FFFFFF"/>
+              <w:left w:val="none" w:sz="0" w:space="0" w:color="FFFFFF"/>
+              <w:bottom w:val="none" w:sz="0" w:space="0" w:color="FFFFFF"/>
+              <w:right w:val="none" w:sz="0" w:space="0" w:color="FFFFFF"/>
+            </w:tcBorders>
+            <w:tcMar>
+              <w:top w:w="0" w:type="dxa"/>
+              <w:left w:w="40" w:type="dxa"/>
+              <w:bottom w:w="0" w:type="dxa"/>
+              <w:right w:w="40" w:type="dxa"/>
+            </w:tcMar>
+          </w:tcPr>
+          <w:p>
+            <w:pPr>
+              <w:jc w:val="center"/>
+            </w:pPr>
+            <w:r>
+              <w:rPr>
+                <w:sz w:val="18"/>
+                <w:szCs w:val="18"/>
+              </w:rPr>
+              <w:t>(Подпись, дата)</w:t>
+            </w:r>
+          </w:p>
+        </w:tc>
+        <w:tc>
+          <w:tcPr>
+            <w:tcW w:w="300" w:type="dxa"/>
+            <w:tcBorders>
+              <w:top w:val="none" w:sz="0" w:space="0" w:color="FFFFFF"/>
+              <w:left w:val="none" w:sz="0" w:space="0" w:color="FFFFFF"/>
+              <w:bottom w:val="none" w:sz="0" w:space="0" w:color="FFFFFF"/>
+              <w:right w:val="none" w:sz="0" w:space="0" w:color="FFFFFF"/>
+            </w:tcBorders>
+            <w:tcMar>
+              <w:top w:w="0" w:type="dxa"/>
+              <w:left w:w="40" w:type="dxa"/>
+              <w:bottom w:w="0" w:type="dxa"/>
+              <w:right w:w="40" w:type="dxa"/>
+            </w:tcMar>
+            <w:vAlign w:val="bottom"/>
+          </w:tcPr>
+          <w:p/>
+        </w:tc>
+        <w:tc>
+          <w:tcPr>
+            <w:tcW w:w="2154" w:type="dxa"/>
+            <w:tcBorders>
+              <w:top w:val="none" w:sz="0" w:space="0" w:color="FFFFFF"/>
+              <w:left w:val="none" w:sz="0" w:space="0" w:color="FFFFFF"/>
+              <w:bottom w:val="none" w:sz="0" w:space="0" w:color="FFFFFF"/>
+              <w:right w:val="none" w:sz="0" w:space="0" w:color="FFFFFF"/>
+            </w:tcBorders>
+            <w:tcMar>
+              <w:top w:w="0" w:type="dxa"/>
+              <w:left w:w="40" w:type="dxa"/>
+              <w:bottom w:w="0" w:type="dxa"/>
+              <w:right w:w="40" w:type="dxa"/>
+            </w:tcMar>
+          </w:tcPr>
+          <w:p>
+            <w:pPr>
+              <w:jc w:val="center"/>
+            </w:pPr>
+            <w:r>
+              <w:rPr>
+                <w:sz w:val="18"/>
+                <w:szCs w:val="18"/>
+              </w:rPr>
+              <w:t>(И.О. Фамилия)</w:t>
+            </w:r>
+          </w:p>
+        </w:tc>
+      </w:tr>
+    </w:tbl>
+    <w:p/>
+    <w:p/>
+    <w:p/>
+    <w:p/>
+    <w:p>
+      <w:pPr>
+        <w:jc w:val="center"/>
+      </w:pPr>
+      <w:r>
+        <w:rPr>
+          <w:i/>
+          <w:iCs/>
+        </w:rPr>
+        <w:t>2026 г.</w:t>
+      </w:r>
+    </w:p>
+    <w:p>
+      <w:pPr>
+        <w:spacing w:line="276" w:lineRule="auto"/>
+        <w:contextualSpacing/>
         <w:rPr>
           <w:i/>
         </w:rPr>
       </w:pPr>
-    </w:p>
-    <w:p>
-      <w:pPr>
-        <w:jc w:val="center"/>
-        <w:rPr>
-          <w:b/>
-          <w:sz w:val="44"/>
-        </w:rPr>
-      </w:pPr>
-      <w:r>
-        <w:rPr>
-          <w:b/>
-          <w:sz w:val="44"/>
-        </w:rPr>
-        <w:t>РАСЧЕТНО-ПОЯСНИТЕЛЬНАЯ ЗАПИСКА</w:t>
-      </w:r>
-    </w:p>
-    <w:p>
-      <w:pPr>
-        <w:jc w:val="center"/>
+      <w:r>
         <w:rPr>
           <w:i/>
         </w:rPr>
-      </w:pPr>
-    </w:p>
-    <w:p>
-      <w:pPr>
-        <w:jc w:val="center"/>
-        <w:rPr>
-          <w:b/>
-          <w:i/>
-          <w:sz w:val="40"/>
-        </w:rPr>
-      </w:pPr>
-      <w:r>
-        <w:rPr>
-          <w:b/>
-          <w:i/>
-          <w:sz w:val="40"/>
-        </w:rPr>
-        <w:t>К ДОМАШНЕМУ ЗАДАНИЮ</w:t>
-      </w:r>
-    </w:p>
-    <w:p>
-      <w:pPr>
-        <w:jc w:val="center"/>
-        <w:rPr>
-          <w:b/>
-          <w:i/>
-        </w:rPr>
-      </w:pPr>
-    </w:p>
-    <w:p>
-      <w:pPr>
-        <w:jc w:val="center"/>
-        <w:rPr>
-          <w:b/>
-          <w:i/>
-          <w:sz w:val="40"/>
-        </w:rPr>
-      </w:pPr>
-      <w:r>
-        <w:rPr>
-          <w:b/>
-          <w:i/>
-          <w:sz w:val="40"/>
-        </w:rPr>
-        <w:t>НА ТЕМУ:</w:t>
-      </w:r>
-    </w:p>
-    <w:p>
-      <w:pPr>
-        <w:jc w:val="center"/>
-        <w:rPr>
-          <w:b/>
-          <w:i/>
-          <w:sz w:val="40"/>
-        </w:rPr>
-      </w:pPr>
-      <w:r>
-        <w:rPr>
-          <w:b/>
-          <w:i/>
-          <w:sz w:val="40"/>
-        </w:rPr>
-        <w:t>______</w:t>
-      </w:r>
-      <w:r>
-        <w:rPr>
-          <w:b/>
-          <w:i/>
-          <w:sz w:val="40"/>
-          <w:u w:val="single"/>
-        </w:rPr>
-        <w:t>Расчет выроботки электроэнергии солнечной фермой</w:t>
-      </w:r>
-      <w:r>
-        <w:rPr>
-          <w:b/>
-          <w:i/>
-          <w:sz w:val="40"/>
-        </w:rPr>
-        <w:t>___</w:t>
-      </w:r>
-      <w:r>
-        <w:rPr>
-          <w:b/>
-          <w:i/>
-          <w:sz w:val="40"/>
-        </w:rPr>
-        <w:t>_________</w:t>
-      </w:r>
-      <w:r>
-        <w:rPr>
-          <w:b/>
-          <w:i/>
-          <w:sz w:val="40"/>
-        </w:rPr>
-        <w:t>__</w:t>
-      </w:r>
-      <w:r>
-        <w:rPr>
-          <w:b/>
-          <w:i/>
-          <w:sz w:val="40"/>
-        </w:rPr>
-        <w:t>_________</w:t>
-      </w:r>
-      <w:r>
-        <w:rPr>
-          <w:b/>
-          <w:i/>
-          <w:sz w:val="40"/>
-        </w:rPr>
-        <w:t>__</w:t>
-      </w:r>
-      <w:r>
-        <w:rPr>
-          <w:b/>
-          <w:i/>
-          <w:sz w:val="40"/>
-        </w:rPr>
-        <w:t>_________</w:t>
-      </w:r>
-      <w:r>
-        <w:rPr>
-          <w:b/>
-          <w:i/>
-          <w:sz w:val="40"/>
-        </w:rPr>
-        <w:t>__</w:t>
-      </w:r>
-      <w:r>
-        <w:rPr>
-          <w:b/>
-          <w:i/>
-          <w:sz w:val="40"/>
-        </w:rPr>
-        <w:t>_____</w:t>
-      </w:r>
-    </w:p>
-    <w:p>
-      <w:pPr>
-        <w:rPr>
-          <w:b/>
-          <w:i/>
-          <w:sz w:val="40"/>
-        </w:rPr>
-      </w:pPr>
-      <w:r>
-        <w:rPr>
-          <w:b/>
-          <w:i/>
-          <w:sz w:val="40"/>
-        </w:rPr>
-        <w:t>________________________________________________</w:t>
-      </w:r>
-    </w:p>
-    <w:p>
-      <w:pPr>
-        <w:rPr>
-          <w:b/>
-          <w:i/>
-          <w:sz w:val="40"/>
-        </w:rPr>
-      </w:pPr>
-      <w:r>
-        <w:rPr>
-          <w:b/>
-          <w:i/>
-          <w:sz w:val="40"/>
-        </w:rPr>
-        <w:t>______________________________________________</w:t>
-      </w:r>
-      <w:r>
-        <w:rPr>
-          <w:b/>
-          <w:i/>
-          <w:sz w:val="40"/>
-        </w:rPr>
-        <w:t>__</w:t>
-      </w:r>
-    </w:p>
-    <w:p>
-      <w:pPr>
-        <w:rPr>
-          <w:b/>
-          <w:i/>
-          <w:sz w:val="40"/>
-        </w:rPr>
-      </w:pPr>
-      <w:r>
-        <w:rPr>
-          <w:b/>
-          <w:i/>
-          <w:sz w:val="40"/>
-        </w:rPr>
-        <w:t>______________________________________________</w:t>
-      </w:r>
-      <w:r>
-        <w:rPr>
-          <w:b/>
-          <w:i/>
-          <w:sz w:val="40"/>
-        </w:rPr>
-        <w:t>__</w:t>
-      </w:r>
-    </w:p>
-    <w:p>
-      <w:pPr>
-        <w:rPr>
-          <w:b/>
-          <w:i/>
-          <w:sz w:val="40"/>
-        </w:rPr>
-      </w:pPr>
-      <w:r>
-        <w:rPr>
-          <w:b/>
-          <w:i/>
-          <w:sz w:val="40"/>
-        </w:rPr>
-        <w:t>______________________________________________</w:t>
-      </w:r>
-      <w:r>
-        <w:rPr>
-          <w:b/>
-          <w:i/>
-          <w:sz w:val="40"/>
-        </w:rPr>
-        <w:t>__</w:t>
-      </w:r>
-    </w:p>
-    <w:p/>
-    <w:p/>
+        <w:lastRenderedPageBreak/>
+        <w:drawing>
+          <wp:inline distT="0" distB="0" distL="0" distR="0" wp14:anchorId="4BFCE794" wp14:editId="244BCB62">
+            <wp:extent cx="6122035" cy="3619500"/>
+            <wp:effectExtent l="0" t="0" r="0" b="0"/>
+            <wp:docPr id="1" name="Рисунок 1"/>
+            <wp:cNvGraphicFramePr>
+              <a:graphicFrameLocks xmlns:a="http://schemas.openxmlformats.org/drawingml/2006/main" noChangeAspect="1"/>
+            </wp:cNvGraphicFramePr>
+            <a:graphic xmlns:a="http://schemas.openxmlformats.org/drawingml/2006/main">
+              <a:graphicData uri="http://schemas.openxmlformats.org/drawingml/2006/picture">
+                <pic:pic xmlns:pic="http://schemas.openxmlformats.org/drawingml/2006/picture">
+                  <pic:nvPicPr>
+                    <pic:cNvPr id="1" name=""/>
+                    <pic:cNvPicPr/>
+                  </pic:nvPicPr>
+                  <pic:blipFill>
+                    <a:blip r:embed="rId8"/>
+                    <a:stretch>
+                      <a:fillRect/>
+                    </a:stretch>
+                  </pic:blipFill>
+                  <pic:spPr>
+                    <a:xfrm>
+                      <a:off x="0" y="0"/>
+                      <a:ext cx="6122035" cy="3619500"/>
+                    </a:xfrm>
+                    <a:prstGeom prst="rect">
+                      <a:avLst/>
+                    </a:prstGeom>
+                  </pic:spPr>
+                </pic:pic>
+              </a:graphicData>
+            </a:graphic>
+          </wp:inline>
+        </w:drawing>
+      </w:r>
+    </w:p>
     <w:p>
       <w:pPr>
         <w:spacing w:line="276" w:lineRule="auto"/>
-        <w:rPr>
-          <w:rFonts w:eastAsia="Arial" w:cs="Arial"/>
-          <w:sz w:val="22"/>
-          <w:szCs w:val="22"/>
-          <w:lang w:val="ru"/>
-        </w:rPr>
-      </w:pPr>
-    </w:p>
-    <w:p>
-      <w:pPr>
-        <w:spacing w:line="276" w:lineRule="auto"/>
-        <w:rPr>
-          <w:rFonts w:eastAsia="Arial" w:cs="Arial"/>
-          <w:sz w:val="22"/>
-          <w:szCs w:val="22"/>
-          <w:lang w:val="ru"/>
-        </w:rPr>
-      </w:pPr>
-      <w:r>
-        <w:rPr>
-          <w:rFonts w:eastAsia="Arial" w:cs="Arial"/>
-          <w:sz w:val="22"/>
-          <w:szCs w:val="22"/>
-          <w:lang w:val="ru"/>
-        </w:rPr>
-        <w:t>Студент __</w:t>
-      </w:r>
-      <w:r>
-        <w:rPr>
-          <w:rFonts w:eastAsia="Arial" w:cs="Arial"/>
-          <w:bCs/>
-          <w:sz w:val="22"/>
-          <w:szCs w:val="22"/>
-          <w:u w:val="single"/>
-        </w:rPr>
-        <w:t>ИУ5-55Б</w:t>
-      </w:r>
-      <w:r>
-        <w:rPr>
-          <w:rFonts w:eastAsia="Arial" w:cs="Arial"/>
-          <w:sz w:val="22"/>
-          <w:szCs w:val="22"/>
-          <w:lang w:val="ru"/>
-        </w:rPr>
-        <w:t>_______</w:t>
-      </w:r>
-      <w:r>
-        <w:rPr>
-          <w:rFonts w:eastAsia="Arial" w:cs="Arial"/>
-          <w:sz w:val="22"/>
-          <w:szCs w:val="22"/>
-          <w:lang w:val="ru"/>
-        </w:rPr>
-        <w:tab/>
-      </w:r>
-      <w:r>
-        <w:rPr>
-          <w:rFonts w:eastAsia="Arial" w:cs="Arial"/>
-          <w:sz w:val="22"/>
-          <w:szCs w:val="22"/>
-          <w:lang w:val="ru"/>
-        </w:rPr>
-        <w:tab/>
-      </w:r>
-      <w:r>
-        <w:rPr>
-          <w:rFonts w:eastAsia="Arial" w:cs="Arial"/>
-          <w:sz w:val="22"/>
-          <w:szCs w:val="22"/>
-          <w:lang w:val="ru"/>
-        </w:rPr>
-        <w:tab/>
-      </w:r>
-      <w:r>
-        <w:rPr>
-          <w:rFonts w:eastAsia="Arial" w:cs="Arial"/>
-          <w:sz w:val="22"/>
-          <w:szCs w:val="22"/>
-          <w:lang w:val="ru"/>
-        </w:rPr>
-        <w:tab/>
-        <w:t>_________________  ______</w:t>
-      </w:r>
-      <w:r>
-        <w:rPr>
-          <w:rFonts w:eastAsia="Arial" w:cs="Arial"/>
-          <w:bCs/>
-          <w:sz w:val="22"/>
-          <w:szCs w:val="22"/>
-          <w:u w:val="single"/>
-        </w:rPr>
-        <w:t>А.В. Дейнеко</w:t>
-      </w:r>
-      <w:r>
-        <w:rPr>
-          <w:rFonts w:eastAsia="Arial" w:cs="Arial"/>
-          <w:sz w:val="22"/>
-          <w:szCs w:val="22"/>
-          <w:lang w:val="ru"/>
-        </w:rPr>
-        <w:t xml:space="preserve">___ </w:t>
-      </w:r>
-    </w:p>
-    <w:p>
-      <w:pPr>
-        <w:spacing w:line="276" w:lineRule="auto"/>
-        <w:ind w:left="708" w:firstLine="708"/>
-        <w:rPr>
-          <w:rFonts w:eastAsia="Arial" w:cs="Arial"/>
-          <w:sz w:val="22"/>
-          <w:szCs w:val="22"/>
-          <w:lang w:val="ru"/>
-        </w:rPr>
-      </w:pPr>
-      <w:r>
-        <w:rPr>
-          <w:rFonts w:eastAsia="Arial" w:cs="Arial"/>
-          <w:sz w:val="22"/>
-          <w:szCs w:val="22"/>
-          <w:lang w:val="ru"/>
-        </w:rPr>
-        <w:t>(Группа)</w:t>
-      </w:r>
-      <w:r>
-        <w:rPr>
-          <w:rFonts w:eastAsia="Arial" w:cs="Arial"/>
-          <w:sz w:val="22"/>
-          <w:szCs w:val="22"/>
-          <w:lang w:val="ru"/>
-        </w:rPr>
-        <w:tab/>
-      </w:r>
-      <w:r>
-        <w:rPr>
-          <w:rFonts w:eastAsia="Arial" w:cs="Arial"/>
-          <w:sz w:val="22"/>
-          <w:szCs w:val="22"/>
-          <w:lang w:val="ru"/>
-        </w:rPr>
-        <w:tab/>
-      </w:r>
-      <w:r>
-        <w:rPr>
-          <w:rFonts w:eastAsia="Arial" w:cs="Arial"/>
-          <w:sz w:val="22"/>
-          <w:szCs w:val="22"/>
-          <w:lang w:val="ru"/>
-        </w:rPr>
-        <w:tab/>
-      </w:r>
-      <w:r>
-        <w:rPr>
-          <w:rFonts w:eastAsia="Arial" w:cs="Arial"/>
-          <w:sz w:val="22"/>
-          <w:szCs w:val="22"/>
-          <w:lang w:val="ru"/>
-        </w:rPr>
-        <w:tab/>
-      </w:r>
-      <w:r>
-        <w:rPr>
-          <w:rFonts w:eastAsia="Arial" w:cs="Arial"/>
-          <w:sz w:val="22"/>
-          <w:szCs w:val="22"/>
-          <w:lang w:val="ru"/>
-        </w:rPr>
-        <w:t xml:space="preserve">(Подпись, дата)                           (И.О.Фамилия) </w:t>
-      </w:r>
-    </w:p>
-    <w:p>
-      <w:pPr>
-        <w:spacing w:line="276" w:lineRule="auto"/>
-        <w:rPr>
-          <w:rFonts w:eastAsia="Arial" w:cs="Arial"/>
-          <w:sz w:val="22"/>
-          <w:szCs w:val="22"/>
-          <w:lang w:val="ru"/>
-        </w:rPr>
-      </w:pPr>
-    </w:p>
-    <w:p>
-      <w:pPr>
-        <w:spacing w:line="276" w:lineRule="auto"/>
-        <w:rPr>
-          <w:rFonts w:eastAsia="Arial" w:cs="Arial"/>
-          <w:sz w:val="22"/>
-          <w:szCs w:val="22"/>
-          <w:lang w:val="ru"/>
-        </w:rPr>
-      </w:pPr>
-    </w:p>
-    <w:p>
-      <w:pPr>
-        <w:spacing w:line="276" w:lineRule="auto"/>
-        <w:rPr>
-          <w:rFonts w:eastAsia="Arial" w:cs="Arial"/>
-          <w:sz w:val="22"/>
-          <w:szCs w:val="22"/>
-          <w:lang w:val="ru"/>
-        </w:rPr>
-      </w:pPr>
-      <w:r>
-        <w:rPr>
-          <w:rFonts w:eastAsia="Arial" w:cs="Arial"/>
-          <w:sz w:val="22"/>
-          <w:szCs w:val="22"/>
-          <w:lang w:val="ru"/>
-        </w:rPr>
-        <w:t>Руководитель</w:t>
-      </w:r>
-      <w:r>
-        <w:rPr>
-          <w:rFonts w:eastAsia="Arial" w:cs="Arial"/>
-          <w:sz w:val="22"/>
-          <w:szCs w:val="22"/>
-          <w:lang w:val="ru"/>
-        </w:rPr>
-        <w:tab/>
-      </w:r>
-      <w:r>
-        <w:rPr>
-          <w:rFonts w:eastAsia="Arial" w:cs="Arial"/>
-          <w:sz w:val="22"/>
-          <w:szCs w:val="22"/>
-          <w:lang w:val="ru"/>
-        </w:rPr>
-        <w:tab/>
-      </w:r>
-      <w:r>
-        <w:rPr>
-          <w:rFonts w:eastAsia="Arial" w:cs="Arial"/>
-          <w:sz w:val="22"/>
-          <w:szCs w:val="22"/>
-          <w:lang w:val="ru"/>
-        </w:rPr>
-        <w:tab/>
-      </w:r>
-      <w:r>
-        <w:rPr>
-          <w:rFonts w:eastAsia="Arial" w:cs="Arial"/>
-          <w:sz w:val="22"/>
-          <w:szCs w:val="22"/>
-          <w:lang w:val="ru"/>
-        </w:rPr>
-        <w:tab/>
-      </w:r>
-      <w:r>
-        <w:rPr>
-          <w:rFonts w:eastAsia="Arial" w:cs="Arial"/>
-          <w:sz w:val="22"/>
-          <w:szCs w:val="22"/>
-          <w:lang w:val="ru"/>
-        </w:rPr>
-        <w:tab/>
-      </w:r>
-      <w:r>
-        <w:rPr>
-          <w:rFonts w:eastAsia="Arial" w:cs="Arial"/>
-          <w:sz w:val="22"/>
-          <w:szCs w:val="22"/>
-          <w:lang w:val="ru"/>
-        </w:rPr>
-        <w:tab/>
-        <w:t>_________________  ______</w:t>
-      </w:r>
-      <w:r>
-        <w:rPr>
-          <w:rFonts w:eastAsia="Arial" w:cs="Arial"/>
-          <w:bCs/>
-          <w:sz w:val="22"/>
-          <w:szCs w:val="22"/>
-          <w:u w:val="single"/>
-          <w:lang w:val="ru"/>
-        </w:rPr>
-        <w:t>А.И. Канев</w:t>
-      </w:r>
-      <w:r>
-        <w:rPr>
-          <w:rFonts w:eastAsia="Arial" w:cs="Arial"/>
-          <w:sz w:val="22"/>
-          <w:szCs w:val="22"/>
-          <w:lang w:val="ru"/>
-        </w:rPr>
-        <w:t>______</w:t>
-      </w:r>
-    </w:p>
-    <w:p>
-      <w:pPr>
-        <w:spacing w:line="276" w:lineRule="auto"/>
-        <w:ind w:left="4248" w:firstLine="708"/>
-        <w:rPr>
-          <w:rFonts w:eastAsia="Arial" w:cs="Arial"/>
-          <w:sz w:val="22"/>
-          <w:szCs w:val="22"/>
-          <w:lang w:val="ru"/>
-        </w:rPr>
-      </w:pPr>
-      <w:r>
-        <w:rPr>
-          <w:rFonts w:eastAsia="Arial" w:cs="Arial"/>
-          <w:sz w:val="22"/>
-          <w:szCs w:val="22"/>
-          <w:lang w:val="ru"/>
-        </w:rPr>
-        <w:t xml:space="preserve">(Подпись, дата)                            (И.О.Фамилия) </w:t>
-      </w:r>
-    </w:p>
-    <w:p>
-      <w:pPr>
-        <w:jc w:val="center"/>
-        <w:rPr>
-          <w:i/>
-        </w:rPr>
-      </w:pPr>
-    </w:p>
-    <w:p>
-      <w:pPr>
-        <w:jc w:val="center"/>
-        <w:rPr>
-          <w:i/>
-        </w:rPr>
-      </w:pPr>
-    </w:p>
-    <w:p>
-      <w:pPr>
-        <w:jc w:val="center"/>
-        <w:rPr>
-          <w:i/>
-        </w:rPr>
-      </w:pPr>
-    </w:p>
-    <w:p>
-      <w:pPr>
-        <w:rPr>
-          <w:i/>
-        </w:rPr>
-      </w:pPr>
-    </w:p>
-    <w:p>
-      <w:pPr>
-        <w:rPr>
-          <w:i/>
-        </w:rPr>
-      </w:pPr>
-    </w:p>
-    <w:p>
-      <w:pPr>
-        <w:spacing w:line="276" w:lineRule="auto"/>
-        <w:ind w:left="360"/>
         <w:contextualSpacing/>
         <w:jc w:val="center"/>
         <w:rPr>
@@ -953,19 +1397,46 @@
         <w:rPr>
           <w:i/>
         </w:rPr>
-        <w:t>2026</w:t>
+        <w:t xml:space="preserve">Рис. 1 – </w:t>
+      </w:r>
+      <w:r>
+        <w:rPr>
+          <w:i/>
+          <w:lang w:val="en-US"/>
+        </w:rPr>
+        <w:t>ER</w:t>
       </w:r>
       <w:r>
         <w:rPr>
           <w:i/>
         </w:rPr>
-        <w:t xml:space="preserve"> г.</w:t>
+        <w:t>-</w:t>
+      </w:r>
+      <w:r>
+        <w:rPr>
+          <w:i/>
+        </w:rPr>
+        <w:t>диаграмма</w:t>
+      </w:r>
+    </w:p>
+    <w:p>
+      <w:pPr>
+        <w:rPr>
+          <w:i/>
+        </w:rPr>
+      </w:pPr>
+      <w:r>
+        <w:rPr>
+          <w:i/>
+        </w:rPr>
+        <w:br w:type="page"/>
       </w:r>
     </w:p>
     <w:p>
       <w:pPr>
         <w:spacing w:line="276" w:lineRule="auto"/>
         <w:contextualSpacing/>
+        <w:jc w:val="center"/>
         <w:rPr>
           <w:i/>
         </w:rPr>
@@ -976,10 +1447,10 @@
         </w:rPr>
         <w:lastRenderedPageBreak/>
         <w:drawing>
-          <wp:inline distT="0" distB="0" distL="0" distR="0" wp14:anchorId="08384811" wp14:editId="10DD572E">
-            <wp:extent cx="6122035" cy="3223895"/>
+          <wp:inline distT="0" distB="0" distL="0" distR="0" wp14:anchorId="4B3021D5" wp14:editId="232BAC1E">
+            <wp:extent cx="6122035" cy="5171440"/>
             <wp:effectExtent l="0" t="0" r="0" b="0"/>
-            <wp:docPr id="1" name="Рисунок 1"/>
+            <wp:docPr id="3" name="Рисунок 3"/>
             <wp:cNvGraphicFramePr>
               <a:graphicFrameLocks xmlns:a="http://schemas.openxmlformats.org/drawingml/2006/main" noChangeAspect="1"/>
             </wp:cNvGraphicFramePr>
@@ -999,7 +1470,7 @@
                   <pic:spPr>
                     <a:xfrm>
                       <a:off x="0" y="0"/>
-                      <a:ext cx="6122035" cy="3223895"/>
+                      <a:ext cx="6122035" cy="5171440"/>
                     </a:xfrm>
                     <a:prstGeom prst="rect">
                       <a:avLst/>
@@ -1025,26 +1496,7 @@
         <w:rPr>
           <w:i/>
         </w:rPr>
-        <w:t xml:space="preserve">Рис. 1 – </w:t>
-      </w:r>
-      <w:r>
-        <w:rPr>
-          <w:i/>
-          <w:lang w:val="en-US"/>
-        </w:rPr>
-        <w:t>ER</w:t>
-      </w:r>
-      <w:r>
-        <w:rPr>
-          <w:i/>
-        </w:rPr>
-        <w:t>-</w:t>
-      </w:r>
-      <w:r>
-        <w:rPr>
-          <w:i/>
-        </w:rPr>
-        <w:t>диаграмма</w:t>
+        <w:t>Рис. 2 – Диаграмма классов бекенда</w:t>
       </w:r>
     </w:p>
     <w:p>
@@ -1062,93 +1514,20 @@
     </w:p>
     <w:p>
       <w:pPr>
-        <w:spacing w:line="276" w:lineRule="auto"/>
-        <w:contextualSpacing/>
-        <w:jc w:val="center"/>
         <w:rPr>
           <w:i/>
         </w:rPr>
       </w:pPr>
-      <w:bookmarkStart w:id="1" w:name="_GoBack"/>
-      <w:bookmarkEnd w:id="1"/>
-      <w:r>
-        <w:rPr>
-          <w:i/>
-          <w:noProof/>
-        </w:rPr>
-        <w:lastRenderedPageBreak/>
-        <w:pict>
-          <v:shapetype id="_x0000_t75" coordsize="21600,21600" o:spt="75" o:preferrelative="t" path="m@4@5l@4@11@9@11@9@5xe" filled="f" stroked="f">
-            <v:stroke joinstyle="miter"/>
-            <v:formulas>
-              <v:f eqn="if lineDrawn pixelLineWidth 0"/>
-              <v:f eqn="sum @0 1 0"/>
-              <v:f eqn="sum 0 0 @1"/>
-              <v:f eqn="prod @2 1 2"/>
-              <v:f eqn="prod @3 21600 pixelWidth"/>
-              <v:f eqn="prod @3 21600 pixelHeight"/>
-              <v:f eqn="sum @0 0 1"/>
-              <v:f eqn="prod @6 1 2"/>
-              <v:f eqn="prod @7 21600 pixelWidth"/>
-              <v:f eqn="sum @8 21600 0"/>
-              <v:f eqn="prod @7 21600 pixelHeight"/>
-              <v:f eqn="sum @10 21600 0"/>
-            </v:formulas>
-            <v:path o:extrusionok="f" gradientshapeok="t" o:connecttype="rect"/>
-            <o:lock v:ext="edit" aspectratio="t"/>
-          </v:shapetype>
-          <v:shape id="_x0000_i1025" type="#_x0000_t75" style="width:481.4pt;height:391.1pt">
-            <v:imagedata r:id="rId10" o:title="ClassDiagram1"/>
-          </v:shape>
-        </w:pict>
-      </w:r>
-    </w:p>
-    <w:p>
-      <w:pPr>
-        <w:spacing w:line="276" w:lineRule="auto"/>
-        <w:contextualSpacing/>
-        <w:jc w:val="center"/>
+      <w:r>
         <w:rPr>
           <w:i/>
         </w:rPr>
-      </w:pPr>
-      <w:r>
-        <w:rPr>
-          <w:i/>
-        </w:rPr>
-        <w:t>Рис. 2 – Диаграмма классов бекенда</w:t>
-      </w:r>
-    </w:p>
-    <w:p>
-      <w:pPr>
-        <w:rPr>
-          <w:i/>
-        </w:rPr>
-      </w:pPr>
-      <w:r>
-        <w:rPr>
-          <w:i/>
-        </w:rPr>
-        <w:br w:type="page"/>
-      </w:r>
-    </w:p>
-    <w:p>
-      <w:pPr>
-        <w:rPr>
-          <w:i/>
-        </w:rPr>
-      </w:pPr>
-      <w:r>
-        <w:rPr>
-          <w:i/>
-          <w:noProof/>
-        </w:rPr>
         <w:lastRenderedPageBreak/>
         <w:drawing>
-          <wp:inline distT="0" distB="0" distL="0" distR="0" wp14:anchorId="5F0387DF" wp14:editId="6EDEA30A">
-            <wp:extent cx="6122035" cy="5250815"/>
-            <wp:effectExtent l="0" t="0" r="0" b="6985"/>
-            <wp:docPr id="4" name="Рисунок 4"/>
+          <wp:inline distT="0" distB="0" distL="0" distR="0" wp14:anchorId="610DB68A" wp14:editId="41B5C61E">
+            <wp:extent cx="6122035" cy="5277485"/>
+            <wp:effectExtent l="0" t="0" r="0" b="0"/>
+            <wp:docPr id="6" name="Рисунок 6"/>
             <wp:cNvGraphicFramePr>
               <a:graphicFrameLocks xmlns:a="http://schemas.openxmlformats.org/drawingml/2006/main" noChangeAspect="1"/>
             </wp:cNvGraphicFramePr>
@@ -1160,7 +1539,7 @@
                     <pic:cNvPicPr/>
                   </pic:nvPicPr>
                   <pic:blipFill>
-                    <a:blip r:embed="rId11"/>
+                    <a:blip r:embed="rId10"/>
                     <a:stretch>
                       <a:fillRect/>
                     </a:stretch>
@@ -1168,7 +1547,7 @@
                   <pic:spPr>
                     <a:xfrm>
                       <a:off x="0" y="0"/>
-                      <a:ext cx="6122035" cy="5250815"/>
+                      <a:ext cx="6122035" cy="5277485"/>
                     </a:xfrm>
                     <a:prstGeom prst="rect">
                       <a:avLst/>
@@ -1212,65 +1591,131 @@
     </w:p>
     <w:p>
       <w:pPr>
-        <w:pStyle w:val="1"/>
-        <w:spacing w:after="120" w:line="276" w:lineRule="auto"/>
-      </w:pPr>
-      <w:r>
+        <w:keepNext/>
+        <w:pageBreakBefore/>
+        <w:spacing w:line="360" w:lineRule="auto"/>
+        <w:jc w:val="center"/>
+      </w:pPr>
+      <w:r>
+        <w:rPr>
+          <w:b/>
+          <w:bCs/>
+        </w:rPr>
         <w:lastRenderedPageBreak/>
-        <w:t>ПРИЛОЖЕНИЕ 1 ТЕХНИЧЕСКОЕ ЗАДАНИЕ</w:t>
-      </w:r>
-    </w:p>
-    <w:p>
-      <w:pPr>
-        <w:spacing w:line="276" w:lineRule="auto"/>
+        <w:t>ПРИЛОЖЕНИЕ 1</w:t>
+      </w:r>
+      <w:r>
+        <w:t xml:space="preserve"> </w:t>
+      </w:r>
+      <w:r>
+        <w:rPr>
+          <w:b/>
+          <w:bCs/>
+        </w:rPr>
+        <w:t>ТЕХНИЧЕСКОЕ ЗАДАНИЕ</w:t>
+      </w:r>
+    </w:p>
+    <w:p>
+      <w:pPr>
         <w:jc w:val="center"/>
       </w:pPr>
       <w:r>
-        <w:t>МОСКОВСКИЙ ГОСУДАРСТВЕННЫЙ ТЕХНИЧЕСКИЙ УНИВЕРСИТЕТ</w:t>
+        <w:rPr>
+          <w:b/>
+          <w:bCs/>
+          <w:sz w:val="24"/>
+          <w:szCs w:val="24"/>
+        </w:rPr>
+        <w:t>Министерство науки и высшего образования Российской Федерации</w:t>
+      </w:r>
+    </w:p>
+    <w:p>
+      <w:pPr>
+        <w:jc w:val="center"/>
+      </w:pPr>
+      <w:r>
+        <w:rPr>
+          <w:b/>
+          <w:bCs/>
+          <w:sz w:val="24"/>
+          <w:szCs w:val="24"/>
+        </w:rPr>
+        <w:t>Федеральное государственное автономное образовательное учреждение</w:t>
+      </w:r>
+    </w:p>
+    <w:p>
+      <w:pPr>
+        <w:jc w:val="center"/>
+      </w:pPr>
+      <w:r>
+        <w:rPr>
+          <w:b/>
+          <w:bCs/>
+          <w:sz w:val="24"/>
+          <w:szCs w:val="24"/>
+        </w:rPr>
+        <w:t>высшего образования</w:t>
+      </w:r>
+    </w:p>
+    <w:p>
+      <w:pPr>
+        <w:jc w:val="center"/>
+      </w:pPr>
+      <w:r>
+        <w:rPr>
+          <w:b/>
+          <w:bCs/>
+          <w:sz w:val="24"/>
+          <w:szCs w:val="24"/>
+        </w:rPr>
+        <w:t>"Московский государственный технический университет имени Н.Э. Баумана</w:t>
+      </w:r>
+    </w:p>
+    <w:p>
+      <w:pPr>
+        <w:jc w:val="center"/>
+      </w:pPr>
+      <w:r>
+        <w:rPr>
+          <w:b/>
+          <w:bCs/>
+          <w:sz w:val="24"/>
+          <w:szCs w:val="24"/>
+        </w:rPr>
+        <w:t>(национальный исследовательский университет)"</w:t>
       </w:r>
     </w:p>
     <w:p>
       <w:pPr>
         <w:pBdr>
-          <w:bottom w:val="single" w:sz="8" w:space="4" w:color="000000"/>
+          <w:bottom w:val="single" w:sz="24" w:space="1" w:color="000000"/>
         </w:pBdr>
-        <w:spacing w:after="120" w:line="276" w:lineRule="auto"/>
         <w:jc w:val="center"/>
       </w:pPr>
       <w:r>
-        <w:t>им. Н.Э. Баумана</w:t>
-      </w:r>
-    </w:p>
-    <w:p>
-      <w:pPr>
-        <w:spacing w:line="276" w:lineRule="auto"/>
+        <w:rPr>
+          <w:b/>
+          <w:bCs/>
+          <w:sz w:val="24"/>
+          <w:szCs w:val="24"/>
+        </w:rPr>
+        <w:t>(МГТУ им. Н.Э. Баумана)</w:t>
+      </w:r>
+    </w:p>
+    <w:p>
+      <w:pPr>
+        <w:spacing w:before="120"/>
         <w:jc w:val="center"/>
       </w:pPr>
-    </w:p>
-    <w:p>
-      <w:pPr>
-        <w:spacing w:line="276" w:lineRule="auto"/>
-        <w:jc w:val="center"/>
-      </w:pPr>
-      <w:r>
-        <w:t>Кафедра «Системы обработки информации и управления»</w:t>
-      </w:r>
-    </w:p>
-    <w:p>
-      <w:pPr>
-        <w:spacing w:line="276" w:lineRule="auto"/>
-        <w:jc w:val="center"/>
-      </w:pPr>
-    </w:p>
-    <w:p>
-      <w:pPr>
-        <w:spacing w:line="276" w:lineRule="auto"/>
-        <w:jc w:val="center"/>
-      </w:pPr>
-    </w:p>
+      <w:r>
+        <w:t>Кафедра "Системы обработки информации и управления"</w:t>
+      </w:r>
+    </w:p>
+    <w:p/>
+    <w:p/>
     <w:tbl>
       <w:tblPr>
-        <w:tblW w:w="9641" w:type="dxa"/>
+        <w:tblW w:w="9354" w:type="dxa"/>
         <w:tblBorders>
           <w:top w:val="none" w:sz="0" w:space="0" w:color="FFFFFF"/>
           <w:left w:val="none" w:sz="0" w:space="0" w:color="FFFFFF"/>
@@ -1279,6 +1724,7 @@
           <w:insideH w:val="none" w:sz="0" w:space="0" w:color="FFFFFF"/>
           <w:insideV w:val="none" w:sz="0" w:space="0" w:color="FFFFFF"/>
         </w:tblBorders>
+        <w:tblLayout w:type="fixed"/>
         <w:tblCellMar>
           <w:left w:w="10" w:type="dxa"/>
           <w:right w:w="10" w:type="dxa"/>
@@ -1286,133 +1732,527 @@
         <w:tblLook w:val="04A0" w:firstRow="1" w:lastRow="0" w:firstColumn="1" w:lastColumn="0" w:noHBand="0" w:noVBand="1"/>
       </w:tblPr>
       <w:tblGrid>
-        <w:gridCol w:w="4820"/>
-        <w:gridCol w:w="4821"/>
+        <w:gridCol w:w="1970"/>
+        <w:gridCol w:w="2407"/>
+        <w:gridCol w:w="600"/>
+        <w:gridCol w:w="1970"/>
+        <w:gridCol w:w="2407"/>
       </w:tblGrid>
       <w:tr>
         <w:tc>
           <w:tcPr>
-            <w:tcW w:w="4820" w:type="dxa"/>
+            <w:tcW w:w="4377" w:type="dxa"/>
+            <w:gridSpan w:val="2"/>
             <w:tcBorders>
               <w:top w:val="none" w:sz="0" w:space="0" w:color="FFFFFF"/>
               <w:left w:val="none" w:sz="0" w:space="0" w:color="FFFFFF"/>
               <w:bottom w:val="none" w:sz="0" w:space="0" w:color="FFFFFF"/>
               <w:right w:val="none" w:sz="0" w:space="0" w:color="FFFFFF"/>
             </w:tcBorders>
-          </w:tcPr>
-          <w:p>
-            <w:pPr>
-              <w:spacing w:line="276" w:lineRule="auto"/>
+            <w:tcMar>
+              <w:top w:w="0" w:type="dxa"/>
+              <w:left w:w="40" w:type="dxa"/>
+              <w:bottom w:w="0" w:type="dxa"/>
+              <w:right w:w="40" w:type="dxa"/>
+            </w:tcMar>
+            <w:vAlign w:val="bottom"/>
+          </w:tcPr>
+          <w:p>
+            <w:pPr>
               <w:jc w:val="center"/>
             </w:pPr>
             <w:r>
-              <w:t>Утверждаю</w:t>
-            </w:r>
-          </w:p>
-          <w:p>
-            <w:pPr>
-              <w:spacing w:line="276" w:lineRule="auto"/>
-              <w:jc w:val="center"/>
-            </w:pPr>
-            <w:r>
-              <w:t>Заведующий кафедрой ИУ-5</w:t>
-            </w:r>
-          </w:p>
-          <w:p>
-            <w:pPr>
-              <w:spacing w:line="276" w:lineRule="auto"/>
-              <w:jc w:val="center"/>
-            </w:pPr>
-            <w:r>
-              <w:t>___________В.И. Терехов</w:t>
-            </w:r>
-          </w:p>
-          <w:p>
-            <w:pPr>
-              <w:spacing w:line="276" w:lineRule="auto"/>
-              <w:jc w:val="center"/>
-            </w:pPr>
-            <w:r>
-              <w:t>"__"__________2026 г.</w:t>
-            </w:r>
-          </w:p>
-        </w:tc>
-        <w:tc>
-          <w:tcPr>
-            <w:tcW w:w="4820" w:type="dxa"/>
+              <w:t>СОГЛАСОВАНО</w:t>
+            </w:r>
+          </w:p>
+        </w:tc>
+        <w:tc>
+          <w:tcPr>
+            <w:tcW w:w="600" w:type="dxa"/>
             <w:tcBorders>
               <w:top w:val="none" w:sz="0" w:space="0" w:color="FFFFFF"/>
               <w:left w:val="none" w:sz="0" w:space="0" w:color="FFFFFF"/>
               <w:bottom w:val="none" w:sz="0" w:space="0" w:color="FFFFFF"/>
               <w:right w:val="none" w:sz="0" w:space="0" w:color="FFFFFF"/>
             </w:tcBorders>
-          </w:tcPr>
-          <w:p>
-            <w:pPr>
-              <w:spacing w:line="276" w:lineRule="auto"/>
+            <w:tcMar>
+              <w:top w:w="0" w:type="dxa"/>
+              <w:left w:w="40" w:type="dxa"/>
+              <w:bottom w:w="0" w:type="dxa"/>
+              <w:right w:w="40" w:type="dxa"/>
+            </w:tcMar>
+            <w:vAlign w:val="bottom"/>
+          </w:tcPr>
+          <w:p/>
+        </w:tc>
+        <w:tc>
+          <w:tcPr>
+            <w:tcW w:w="4377" w:type="dxa"/>
+            <w:gridSpan w:val="2"/>
+            <w:tcBorders>
+              <w:top w:val="none" w:sz="0" w:space="0" w:color="FFFFFF"/>
+              <w:left w:val="none" w:sz="0" w:space="0" w:color="FFFFFF"/>
+              <w:bottom w:val="none" w:sz="0" w:space="0" w:color="FFFFFF"/>
+              <w:right w:val="none" w:sz="0" w:space="0" w:color="FFFFFF"/>
+            </w:tcBorders>
+            <w:tcMar>
+              <w:top w:w="0" w:type="dxa"/>
+              <w:left w:w="40" w:type="dxa"/>
+              <w:bottom w:w="0" w:type="dxa"/>
+              <w:right w:w="40" w:type="dxa"/>
+            </w:tcMar>
+            <w:vAlign w:val="bottom"/>
+          </w:tcPr>
+          <w:p>
+            <w:pPr>
               <w:jc w:val="center"/>
             </w:pPr>
             <w:r>
-              <w:t>Согласовано</w:t>
-            </w:r>
-          </w:p>
-          <w:p>
-            <w:pPr>
-              <w:spacing w:line="276" w:lineRule="auto"/>
+              <w:t>УТВЕРЖДАЮ</w:t>
+            </w:r>
+          </w:p>
+        </w:tc>
+      </w:tr>
+      <w:tr>
+        <w:tc>
+          <w:tcPr>
+            <w:tcW w:w="4377" w:type="dxa"/>
+            <w:gridSpan w:val="2"/>
+            <w:tcBorders>
+              <w:top w:val="none" w:sz="0" w:space="0" w:color="FFFFFF"/>
+              <w:left w:val="none" w:sz="0" w:space="0" w:color="FFFFFF"/>
+              <w:bottom w:val="none" w:sz="0" w:space="0" w:color="FFFFFF"/>
+              <w:right w:val="none" w:sz="0" w:space="0" w:color="FFFFFF"/>
+            </w:tcBorders>
+            <w:tcMar>
+              <w:top w:w="0" w:type="dxa"/>
+              <w:left w:w="40" w:type="dxa"/>
+              <w:bottom w:w="0" w:type="dxa"/>
+              <w:right w:w="40" w:type="dxa"/>
+            </w:tcMar>
+            <w:vAlign w:val="bottom"/>
+          </w:tcPr>
+          <w:p>
+            <w:pPr>
               <w:jc w:val="center"/>
             </w:pPr>
             <w:r>
               <w:t>Научный руководитель</w:t>
             </w:r>
           </w:p>
-          <w:p>
-            <w:pPr>
-              <w:spacing w:line="276" w:lineRule="auto"/>
+        </w:tc>
+        <w:tc>
+          <w:tcPr>
+            <w:tcW w:w="600" w:type="dxa"/>
+            <w:tcBorders>
+              <w:top w:val="none" w:sz="0" w:space="0" w:color="FFFFFF"/>
+              <w:left w:val="none" w:sz="0" w:space="0" w:color="FFFFFF"/>
+              <w:bottom w:val="none" w:sz="0" w:space="0" w:color="FFFFFF"/>
+              <w:right w:val="none" w:sz="0" w:space="0" w:color="FFFFFF"/>
+            </w:tcBorders>
+            <w:tcMar>
+              <w:top w:w="0" w:type="dxa"/>
+              <w:left w:w="40" w:type="dxa"/>
+              <w:bottom w:w="0" w:type="dxa"/>
+              <w:right w:w="40" w:type="dxa"/>
+            </w:tcMar>
+            <w:vAlign w:val="bottom"/>
+          </w:tcPr>
+          <w:p/>
+        </w:tc>
+        <w:tc>
+          <w:tcPr>
+            <w:tcW w:w="4377" w:type="dxa"/>
+            <w:gridSpan w:val="2"/>
+            <w:tcBorders>
+              <w:top w:val="none" w:sz="0" w:space="0" w:color="FFFFFF"/>
+              <w:left w:val="none" w:sz="0" w:space="0" w:color="FFFFFF"/>
+              <w:bottom w:val="none" w:sz="0" w:space="0" w:color="FFFFFF"/>
+              <w:right w:val="none" w:sz="0" w:space="0" w:color="FFFFFF"/>
+            </w:tcBorders>
+            <w:tcMar>
+              <w:top w:w="0" w:type="dxa"/>
+              <w:left w:w="40" w:type="dxa"/>
+              <w:bottom w:w="0" w:type="dxa"/>
+              <w:right w:w="40" w:type="dxa"/>
+            </w:tcMar>
+            <w:vAlign w:val="bottom"/>
+          </w:tcPr>
+          <w:p>
+            <w:pPr>
               <w:jc w:val="center"/>
             </w:pPr>
             <w:r>
-              <w:t>__________А.И. Канев</w:t>
-            </w:r>
-          </w:p>
-          <w:p>
-            <w:pPr>
-              <w:spacing w:line="276" w:lineRule="auto"/>
+              <w:t>Заведующий кафедрой ИУ-5</w:t>
+            </w:r>
+          </w:p>
+        </w:tc>
+      </w:tr>
+      <w:tr>
+        <w:trPr>
+          <w:trHeight w:val="560"/>
+        </w:trPr>
+        <w:tc>
+          <w:tcPr>
+            <w:tcW w:w="1970" w:type="dxa"/>
+            <w:tcBorders>
+              <w:top w:val="none" w:sz="0" w:space="0" w:color="FFFFFF"/>
+              <w:left w:val="none" w:sz="0" w:space="0" w:color="FFFFFF"/>
+              <w:bottom w:val="single" w:sz="4" w:space="0" w:color="000000"/>
+              <w:right w:val="none" w:sz="0" w:space="0" w:color="FFFFFF"/>
+            </w:tcBorders>
+            <w:tcMar>
+              <w:top w:w="0" w:type="dxa"/>
+              <w:left w:w="40" w:type="dxa"/>
+              <w:bottom w:w="0" w:type="dxa"/>
+              <w:right w:w="40" w:type="dxa"/>
+            </w:tcMar>
+            <w:vAlign w:val="bottom"/>
+          </w:tcPr>
+          <w:p/>
+        </w:tc>
+        <w:tc>
+          <w:tcPr>
+            <w:tcW w:w="2407" w:type="dxa"/>
+            <w:tcBorders>
+              <w:top w:val="none" w:sz="0" w:space="0" w:color="FFFFFF"/>
+              <w:left w:val="none" w:sz="0" w:space="0" w:color="FFFFFF"/>
+              <w:bottom w:val="single" w:sz="4" w:space="0" w:color="000000"/>
+              <w:right w:val="none" w:sz="0" w:space="0" w:color="FFFFFF"/>
+            </w:tcBorders>
+            <w:tcMar>
+              <w:top w:w="0" w:type="dxa"/>
+              <w:left w:w="40" w:type="dxa"/>
+              <w:bottom w:w="0" w:type="dxa"/>
+              <w:right w:w="40" w:type="dxa"/>
+            </w:tcMar>
+            <w:vAlign w:val="bottom"/>
+          </w:tcPr>
+          <w:p>
+            <w:pPr>
               <w:jc w:val="center"/>
             </w:pPr>
             <w:r>
-              <w:t>"__"__________2026 г.</w:t>
+              <w:t>А.И. Канев</w:t>
+            </w:r>
+          </w:p>
+        </w:tc>
+        <w:tc>
+          <w:tcPr>
+            <w:tcW w:w="600" w:type="dxa"/>
+            <w:tcBorders>
+              <w:top w:val="none" w:sz="0" w:space="0" w:color="FFFFFF"/>
+              <w:left w:val="none" w:sz="0" w:space="0" w:color="FFFFFF"/>
+              <w:bottom w:val="none" w:sz="0" w:space="0" w:color="FFFFFF"/>
+              <w:right w:val="none" w:sz="0" w:space="0" w:color="FFFFFF"/>
+            </w:tcBorders>
+            <w:tcMar>
+              <w:top w:w="0" w:type="dxa"/>
+              <w:left w:w="40" w:type="dxa"/>
+              <w:bottom w:w="0" w:type="dxa"/>
+              <w:right w:w="40" w:type="dxa"/>
+            </w:tcMar>
+            <w:vAlign w:val="bottom"/>
+          </w:tcPr>
+          <w:p/>
+        </w:tc>
+        <w:tc>
+          <w:tcPr>
+            <w:tcW w:w="1970" w:type="dxa"/>
+            <w:tcBorders>
+              <w:top w:val="none" w:sz="0" w:space="0" w:color="FFFFFF"/>
+              <w:left w:val="none" w:sz="0" w:space="0" w:color="FFFFFF"/>
+              <w:bottom w:val="single" w:sz="4" w:space="0" w:color="000000"/>
+              <w:right w:val="none" w:sz="0" w:space="0" w:color="FFFFFF"/>
+            </w:tcBorders>
+            <w:tcMar>
+              <w:top w:w="0" w:type="dxa"/>
+              <w:left w:w="40" w:type="dxa"/>
+              <w:bottom w:w="0" w:type="dxa"/>
+              <w:right w:w="40" w:type="dxa"/>
+            </w:tcMar>
+            <w:vAlign w:val="bottom"/>
+          </w:tcPr>
+          <w:p/>
+        </w:tc>
+        <w:tc>
+          <w:tcPr>
+            <w:tcW w:w="2407" w:type="dxa"/>
+            <w:tcBorders>
+              <w:top w:val="none" w:sz="0" w:space="0" w:color="FFFFFF"/>
+              <w:left w:val="none" w:sz="0" w:space="0" w:color="FFFFFF"/>
+              <w:bottom w:val="single" w:sz="4" w:space="0" w:color="000000"/>
+              <w:right w:val="none" w:sz="0" w:space="0" w:color="FFFFFF"/>
+            </w:tcBorders>
+            <w:tcMar>
+              <w:top w:w="0" w:type="dxa"/>
+              <w:left w:w="40" w:type="dxa"/>
+              <w:bottom w:w="0" w:type="dxa"/>
+              <w:right w:w="40" w:type="dxa"/>
+            </w:tcMar>
+            <w:vAlign w:val="bottom"/>
+          </w:tcPr>
+          <w:p>
+            <w:pPr>
+              <w:jc w:val="center"/>
+            </w:pPr>
+            <w:r>
+              <w:t>В.И. Терехов</w:t>
+            </w:r>
+          </w:p>
+        </w:tc>
+      </w:tr>
+      <w:tr>
+        <w:tc>
+          <w:tcPr>
+            <w:tcW w:w="1970" w:type="dxa"/>
+            <w:tcBorders>
+              <w:top w:val="none" w:sz="0" w:space="0" w:color="FFFFFF"/>
+              <w:left w:val="none" w:sz="0" w:space="0" w:color="FFFFFF"/>
+              <w:bottom w:val="none" w:sz="0" w:space="0" w:color="FFFFFF"/>
+              <w:right w:val="none" w:sz="0" w:space="0" w:color="FFFFFF"/>
+            </w:tcBorders>
+            <w:tcMar>
+              <w:top w:w="0" w:type="dxa"/>
+              <w:left w:w="40" w:type="dxa"/>
+              <w:bottom w:w="0" w:type="dxa"/>
+              <w:right w:w="40" w:type="dxa"/>
+            </w:tcMar>
+          </w:tcPr>
+          <w:p>
+            <w:pPr>
+              <w:jc w:val="center"/>
+            </w:pPr>
+            <w:r>
+              <w:rPr>
+                <w:sz w:val="16"/>
+                <w:szCs w:val="16"/>
+              </w:rPr>
+              <w:t>(подпись)</w:t>
+            </w:r>
+          </w:p>
+        </w:tc>
+        <w:tc>
+          <w:tcPr>
+            <w:tcW w:w="2407" w:type="dxa"/>
+            <w:tcBorders>
+              <w:top w:val="none" w:sz="0" w:space="0" w:color="FFFFFF"/>
+              <w:left w:val="none" w:sz="0" w:space="0" w:color="FFFFFF"/>
+              <w:bottom w:val="none" w:sz="0" w:space="0" w:color="FFFFFF"/>
+              <w:right w:val="none" w:sz="0" w:space="0" w:color="FFFFFF"/>
+            </w:tcBorders>
+            <w:tcMar>
+              <w:top w:w="0" w:type="dxa"/>
+              <w:left w:w="40" w:type="dxa"/>
+              <w:bottom w:w="0" w:type="dxa"/>
+              <w:right w:w="40" w:type="dxa"/>
+            </w:tcMar>
+          </w:tcPr>
+          <w:p>
+            <w:pPr>
+              <w:jc w:val="center"/>
+            </w:pPr>
+            <w:r>
+              <w:rPr>
+                <w:sz w:val="16"/>
+                <w:szCs w:val="16"/>
+              </w:rPr>
+              <w:t>(инициалы и фамилия)</w:t>
+            </w:r>
+          </w:p>
+        </w:tc>
+        <w:tc>
+          <w:tcPr>
+            <w:tcW w:w="600" w:type="dxa"/>
+            <w:tcBorders>
+              <w:top w:val="none" w:sz="0" w:space="0" w:color="FFFFFF"/>
+              <w:left w:val="none" w:sz="0" w:space="0" w:color="FFFFFF"/>
+              <w:bottom w:val="none" w:sz="0" w:space="0" w:color="FFFFFF"/>
+              <w:right w:val="none" w:sz="0" w:space="0" w:color="FFFFFF"/>
+            </w:tcBorders>
+            <w:tcMar>
+              <w:top w:w="0" w:type="dxa"/>
+              <w:left w:w="40" w:type="dxa"/>
+              <w:bottom w:w="0" w:type="dxa"/>
+              <w:right w:w="40" w:type="dxa"/>
+            </w:tcMar>
+            <w:vAlign w:val="bottom"/>
+          </w:tcPr>
+          <w:p/>
+        </w:tc>
+        <w:tc>
+          <w:tcPr>
+            <w:tcW w:w="1970" w:type="dxa"/>
+            <w:tcBorders>
+              <w:top w:val="none" w:sz="0" w:space="0" w:color="FFFFFF"/>
+              <w:left w:val="none" w:sz="0" w:space="0" w:color="FFFFFF"/>
+              <w:bottom w:val="none" w:sz="0" w:space="0" w:color="FFFFFF"/>
+              <w:right w:val="none" w:sz="0" w:space="0" w:color="FFFFFF"/>
+            </w:tcBorders>
+            <w:tcMar>
+              <w:top w:w="0" w:type="dxa"/>
+              <w:left w:w="40" w:type="dxa"/>
+              <w:bottom w:w="0" w:type="dxa"/>
+              <w:right w:w="40" w:type="dxa"/>
+            </w:tcMar>
+          </w:tcPr>
+          <w:p>
+            <w:pPr>
+              <w:jc w:val="center"/>
+            </w:pPr>
+            <w:r>
+              <w:rPr>
+                <w:sz w:val="16"/>
+                <w:szCs w:val="16"/>
+              </w:rPr>
+              <w:t>(подпись)</w:t>
+            </w:r>
+          </w:p>
+        </w:tc>
+        <w:tc>
+          <w:tcPr>
+            <w:tcW w:w="2407" w:type="dxa"/>
+            <w:tcBorders>
+              <w:top w:val="none" w:sz="0" w:space="0" w:color="FFFFFF"/>
+              <w:left w:val="none" w:sz="0" w:space="0" w:color="FFFFFF"/>
+              <w:bottom w:val="none" w:sz="0" w:space="0" w:color="FFFFFF"/>
+              <w:right w:val="none" w:sz="0" w:space="0" w:color="FFFFFF"/>
+            </w:tcBorders>
+            <w:tcMar>
+              <w:top w:w="0" w:type="dxa"/>
+              <w:left w:w="40" w:type="dxa"/>
+              <w:bottom w:w="0" w:type="dxa"/>
+              <w:right w:w="40" w:type="dxa"/>
+            </w:tcMar>
+          </w:tcPr>
+          <w:p>
+            <w:pPr>
+              <w:jc w:val="center"/>
+            </w:pPr>
+            <w:r>
+              <w:rPr>
+                <w:sz w:val="16"/>
+                <w:szCs w:val="16"/>
+              </w:rPr>
+              <w:t>(инициалы и фамилия)</w:t>
+            </w:r>
+          </w:p>
+        </w:tc>
+      </w:tr>
+      <w:tr>
+        <w:trPr>
+          <w:trHeight w:val="480"/>
+        </w:trPr>
+        <w:tc>
+          <w:tcPr>
+            <w:tcW w:w="4377" w:type="dxa"/>
+            <w:gridSpan w:val="2"/>
+            <w:tcBorders>
+              <w:top w:val="none" w:sz="0" w:space="0" w:color="FFFFFF"/>
+              <w:left w:val="none" w:sz="0" w:space="0" w:color="FFFFFF"/>
+              <w:bottom w:val="none" w:sz="0" w:space="0" w:color="FFFFFF"/>
+              <w:right w:val="none" w:sz="0" w:space="0" w:color="FFFFFF"/>
+            </w:tcBorders>
+            <w:tcMar>
+              <w:top w:w="0" w:type="dxa"/>
+              <w:left w:w="40" w:type="dxa"/>
+              <w:bottom w:w="0" w:type="dxa"/>
+              <w:right w:w="40" w:type="dxa"/>
+            </w:tcMar>
+            <w:vAlign w:val="bottom"/>
+          </w:tcPr>
+          <w:p>
+            <w:pPr>
+              <w:jc w:val="center"/>
+            </w:pPr>
+            <w:r>
+              <w:t>"___" __________ 2026 г.</w:t>
+            </w:r>
+          </w:p>
+        </w:tc>
+        <w:tc>
+          <w:tcPr>
+            <w:tcW w:w="600" w:type="dxa"/>
+            <w:tcBorders>
+              <w:top w:val="none" w:sz="0" w:space="0" w:color="FFFFFF"/>
+              <w:left w:val="none" w:sz="0" w:space="0" w:color="FFFFFF"/>
+              <w:bottom w:val="none" w:sz="0" w:space="0" w:color="FFFFFF"/>
+              <w:right w:val="none" w:sz="0" w:space="0" w:color="FFFFFF"/>
+            </w:tcBorders>
+            <w:tcMar>
+              <w:top w:w="0" w:type="dxa"/>
+              <w:left w:w="40" w:type="dxa"/>
+              <w:bottom w:w="0" w:type="dxa"/>
+              <w:right w:w="40" w:type="dxa"/>
+            </w:tcMar>
+            <w:vAlign w:val="bottom"/>
+          </w:tcPr>
+          <w:p/>
+        </w:tc>
+        <w:tc>
+          <w:tcPr>
+            <w:tcW w:w="4377" w:type="dxa"/>
+            <w:gridSpan w:val="2"/>
+            <w:tcBorders>
+              <w:top w:val="none" w:sz="0" w:space="0" w:color="FFFFFF"/>
+              <w:left w:val="none" w:sz="0" w:space="0" w:color="FFFFFF"/>
+              <w:bottom w:val="none" w:sz="0" w:space="0" w:color="FFFFFF"/>
+              <w:right w:val="none" w:sz="0" w:space="0" w:color="FFFFFF"/>
+            </w:tcBorders>
+            <w:tcMar>
+              <w:top w:w="0" w:type="dxa"/>
+              <w:left w:w="40" w:type="dxa"/>
+              <w:bottom w:w="0" w:type="dxa"/>
+              <w:right w:w="40" w:type="dxa"/>
+            </w:tcMar>
+            <w:vAlign w:val="bottom"/>
+          </w:tcPr>
+          <w:p>
+            <w:pPr>
+              <w:jc w:val="center"/>
+            </w:pPr>
+            <w:r>
+              <w:t>"___" __________ 2026 г.</w:t>
             </w:r>
           </w:p>
         </w:tc>
       </w:tr>
     </w:tbl>
-    <w:p>
-      <w:pPr>
-        <w:spacing w:line="276" w:lineRule="auto"/>
+    <w:p/>
+    <w:p/>
+    <w:p/>
+    <w:p>
+      <w:pPr>
         <w:jc w:val="center"/>
-      </w:pPr>
-    </w:p>
-    <w:p>
-      <w:pPr>
-        <w:spacing w:line="276" w:lineRule="auto"/>
-        <w:jc w:val="center"/>
-      </w:pPr>
-    </w:p>
-    <w:p>
-      <w:pPr>
-        <w:spacing w:line="276" w:lineRule="auto"/>
-        <w:jc w:val="center"/>
-      </w:pPr>
-    </w:p>
-    <w:p>
-      <w:pPr>
-        <w:spacing w:line="276" w:lineRule="auto"/>
-        <w:jc w:val="center"/>
-      </w:pPr>
-    </w:p>
-    <w:p>
-      <w:pPr>
-        <w:spacing w:after="240" w:line="276" w:lineRule="auto"/>
+        <w:rPr>
+          <w:b/>
+          <w:bCs/>
+          <w:sz w:val="36"/>
+          <w:szCs w:val="36"/>
+        </w:rPr>
+      </w:pPr>
+      <w:r>
+        <w:rPr>
+          <w:b/>
+          <w:bCs/>
+          <w:sz w:val="36"/>
+          <w:szCs w:val="36"/>
+        </w:rPr>
+        <w:t>Расчет выработки электроэнергии солнечной фермой</w:t>
+      </w:r>
+      <w:r>
+        <w:rPr>
+          <w:b/>
+          <w:bCs/>
+          <w:sz w:val="36"/>
+          <w:szCs w:val="36"/>
+        </w:rPr>
+        <w:br/>
+        <w:t>для веб-проекта</w:t>
+      </w:r>
+    </w:p>
+    <w:p>
+      <w:pPr>
         <w:jc w:val="center"/>
       </w:pPr>
       <w:r>
@@ -1421,59 +2261,27 @@
           <w:bCs/>
           <w:sz w:val="32"/>
           <w:szCs w:val="32"/>
-        </w:rPr>
-        <w:t>Се</w:t>
-      </w:r>
-      <w:r>
-        <w:rPr>
-          <w:b/>
-          <w:bCs/>
-          <w:sz w:val="32"/>
-          <w:szCs w:val="32"/>
-        </w:rPr>
-        <w:t>рвис каталога солнечных панелей</w:t>
-      </w:r>
-    </w:p>
-    <w:p>
-      <w:pPr>
-        <w:spacing w:line="276" w:lineRule="auto"/>
-        <w:jc w:val="center"/>
-      </w:pPr>
-    </w:p>
-    <w:p>
-      <w:pPr>
-        <w:spacing w:line="276" w:lineRule="auto"/>
-        <w:jc w:val="center"/>
-      </w:pPr>
-      <w:r>
-        <w:rPr>
           <w:u w:val="single"/>
         </w:rPr>
-        <w:t>Техническое задание</w:t>
-      </w:r>
-    </w:p>
-    <w:p>
-      <w:pPr>
-        <w:spacing w:line="276" w:lineRule="auto"/>
+        <w:t>ТЕХНИЧЕСКОЕ ЗАДАНИЕ</w:t>
+      </w:r>
+    </w:p>
+    <w:p>
+      <w:pPr>
         <w:jc w:val="center"/>
       </w:pPr>
       <w:r>
         <w:rPr>
-          <w:sz w:val="24"/>
-          <w:szCs w:val="24"/>
+          <w:sz w:val="20"/>
+          <w:szCs w:val="20"/>
         </w:rPr>
         <w:t>(вид документа)</w:t>
       </w:r>
     </w:p>
-    <w:p>
-      <w:pPr>
-        <w:spacing w:line="276" w:lineRule="auto"/>
-        <w:jc w:val="center"/>
-      </w:pPr>
-    </w:p>
-    <w:p>
-      <w:pPr>
-        <w:spacing w:line="276" w:lineRule="auto"/>
+    <w:p/>
+    <w:p/>
+    <w:p>
+      <w:pPr>
         <w:jc w:val="center"/>
       </w:pPr>
       <w:r>
@@ -1485,139 +2293,367 @@
     </w:p>
     <w:p>
       <w:pPr>
-        <w:spacing w:line="276" w:lineRule="auto"/>
         <w:jc w:val="center"/>
       </w:pPr>
       <w:r>
         <w:rPr>
-          <w:sz w:val="24"/>
-          <w:szCs w:val="24"/>
+          <w:sz w:val="20"/>
+          <w:szCs w:val="20"/>
         </w:rPr>
-        <w:t>(вид носителя)</w:t>
-      </w:r>
-    </w:p>
-    <w:p>
-      <w:pPr>
-        <w:spacing w:line="276" w:lineRule="auto"/>
+        <w:t>(вид носителя данных)</w:t>
+      </w:r>
+    </w:p>
+    <w:p/>
+    <w:p>
+      <w:pPr>
         <w:jc w:val="center"/>
       </w:pPr>
-    </w:p>
-    <w:p>
-      <w:pPr>
-        <w:spacing w:line="276" w:lineRule="auto"/>
+      <w:r>
+        <w:t>Листов 7</w:t>
+      </w:r>
+    </w:p>
+    <w:p/>
+    <w:p/>
+    <w:tbl>
+      <w:tblPr>
+        <w:tblW w:w="9354" w:type="dxa"/>
+        <w:tblBorders>
+          <w:top w:val="none" w:sz="0" w:space="0" w:color="FFFFFF"/>
+          <w:left w:val="none" w:sz="0" w:space="0" w:color="FFFFFF"/>
+          <w:bottom w:val="none" w:sz="0" w:space="0" w:color="FFFFFF"/>
+          <w:right w:val="none" w:sz="0" w:space="0" w:color="FFFFFF"/>
+          <w:insideH w:val="none" w:sz="0" w:space="0" w:color="FFFFFF"/>
+          <w:insideV w:val="none" w:sz="0" w:space="0" w:color="FFFFFF"/>
+        </w:tblBorders>
+        <w:tblLayout w:type="fixed"/>
+        <w:tblCellMar>
+          <w:left w:w="10" w:type="dxa"/>
+          <w:right w:w="10" w:type="dxa"/>
+        </w:tblCellMar>
+        <w:tblLook w:val="04A0" w:firstRow="1" w:lastRow="0" w:firstColumn="1" w:lastColumn="0" w:noHBand="0" w:noVBand="1"/>
+      </w:tblPr>
+      <w:tblGrid>
+        <w:gridCol w:w="4154"/>
+        <w:gridCol w:w="2000"/>
+        <w:gridCol w:w="400"/>
+        <w:gridCol w:w="2800"/>
+      </w:tblGrid>
+      <w:tr>
+        <w:tc>
+          <w:tcPr>
+            <w:tcW w:w="4154" w:type="dxa"/>
+            <w:tcBorders>
+              <w:top w:val="none" w:sz="0" w:space="0" w:color="FFFFFF"/>
+              <w:left w:val="none" w:sz="0" w:space="0" w:color="FFFFFF"/>
+              <w:bottom w:val="none" w:sz="0" w:space="0" w:color="FFFFFF"/>
+              <w:right w:val="none" w:sz="0" w:space="0" w:color="FFFFFF"/>
+            </w:tcBorders>
+            <w:tcMar>
+              <w:top w:w="0" w:type="dxa"/>
+              <w:left w:w="40" w:type="dxa"/>
+              <w:bottom w:w="0" w:type="dxa"/>
+              <w:right w:w="40" w:type="dxa"/>
+            </w:tcMar>
+            <w:vAlign w:val="bottom"/>
+          </w:tcPr>
+          <w:p/>
+        </w:tc>
+        <w:tc>
+          <w:tcPr>
+            <w:tcW w:w="5200" w:type="dxa"/>
+            <w:gridSpan w:val="3"/>
+            <w:tcBorders>
+              <w:top w:val="none" w:sz="0" w:space="0" w:color="FFFFFF"/>
+              <w:left w:val="none" w:sz="0" w:space="0" w:color="FFFFFF"/>
+              <w:bottom w:val="none" w:sz="0" w:space="0" w:color="FFFFFF"/>
+              <w:right w:val="none" w:sz="0" w:space="0" w:color="FFFFFF"/>
+            </w:tcBorders>
+            <w:tcMar>
+              <w:top w:w="0" w:type="dxa"/>
+              <w:left w:w="40" w:type="dxa"/>
+              <w:bottom w:w="0" w:type="dxa"/>
+              <w:right w:w="40" w:type="dxa"/>
+            </w:tcMar>
+            <w:vAlign w:val="bottom"/>
+          </w:tcPr>
+          <w:p>
+            <w:r>
+              <w:t xml:space="preserve">Исполнитель: </w:t>
+            </w:r>
+          </w:p>
+        </w:tc>
+      </w:tr>
+      <w:tr>
+        <w:trPr>
+          <w:trHeight w:val="560"/>
+        </w:trPr>
+        <w:tc>
+          <w:tcPr>
+            <w:tcW w:w="4154" w:type="dxa"/>
+            <w:tcBorders>
+              <w:top w:val="none" w:sz="0" w:space="0" w:color="FFFFFF"/>
+              <w:left w:val="none" w:sz="0" w:space="0" w:color="FFFFFF"/>
+              <w:bottom w:val="none" w:sz="0" w:space="0" w:color="FFFFFF"/>
+              <w:right w:val="none" w:sz="0" w:space="0" w:color="FFFFFF"/>
+            </w:tcBorders>
+            <w:tcMar>
+              <w:top w:w="0" w:type="dxa"/>
+              <w:left w:w="40" w:type="dxa"/>
+              <w:bottom w:w="0" w:type="dxa"/>
+              <w:right w:w="40" w:type="dxa"/>
+            </w:tcMar>
+            <w:vAlign w:val="bottom"/>
+          </w:tcPr>
+          <w:p/>
+        </w:tc>
+        <w:tc>
+          <w:tcPr>
+            <w:tcW w:w="2000" w:type="dxa"/>
+            <w:tcBorders>
+              <w:top w:val="none" w:sz="0" w:space="0" w:color="FFFFFF"/>
+              <w:left w:val="none" w:sz="0" w:space="0" w:color="FFFFFF"/>
+              <w:bottom w:val="single" w:sz="4" w:space="0" w:color="000000"/>
+              <w:right w:val="none" w:sz="0" w:space="0" w:color="FFFFFF"/>
+            </w:tcBorders>
+            <w:tcMar>
+              <w:top w:w="0" w:type="dxa"/>
+              <w:left w:w="40" w:type="dxa"/>
+              <w:bottom w:w="0" w:type="dxa"/>
+              <w:right w:w="40" w:type="dxa"/>
+            </w:tcMar>
+            <w:vAlign w:val="bottom"/>
+          </w:tcPr>
+          <w:p/>
+        </w:tc>
+        <w:tc>
+          <w:tcPr>
+            <w:tcW w:w="400" w:type="dxa"/>
+            <w:tcBorders>
+              <w:top w:val="none" w:sz="0" w:space="0" w:color="FFFFFF"/>
+              <w:left w:val="none" w:sz="0" w:space="0" w:color="FFFFFF"/>
+              <w:bottom w:val="none" w:sz="0" w:space="0" w:color="FFFFFF"/>
+              <w:right w:val="none" w:sz="0" w:space="0" w:color="FFFFFF"/>
+            </w:tcBorders>
+            <w:tcMar>
+              <w:top w:w="0" w:type="dxa"/>
+              <w:left w:w="40" w:type="dxa"/>
+              <w:bottom w:w="0" w:type="dxa"/>
+              <w:right w:w="40" w:type="dxa"/>
+            </w:tcMar>
+            <w:vAlign w:val="bottom"/>
+          </w:tcPr>
+          <w:p/>
+        </w:tc>
+        <w:tc>
+          <w:tcPr>
+            <w:tcW w:w="2800" w:type="dxa"/>
+            <w:tcBorders>
+              <w:top w:val="none" w:sz="0" w:space="0" w:color="FFFFFF"/>
+              <w:left w:val="none" w:sz="0" w:space="0" w:color="FFFFFF"/>
+              <w:bottom w:val="single" w:sz="4" w:space="0" w:color="000000"/>
+              <w:right w:val="none" w:sz="0" w:space="0" w:color="FFFFFF"/>
+            </w:tcBorders>
+            <w:tcMar>
+              <w:top w:w="0" w:type="dxa"/>
+              <w:left w:w="40" w:type="dxa"/>
+              <w:bottom w:w="0" w:type="dxa"/>
+              <w:right w:w="40" w:type="dxa"/>
+            </w:tcMar>
+            <w:vAlign w:val="bottom"/>
+          </w:tcPr>
+          <w:p>
+            <w:pPr>
+              <w:jc w:val="center"/>
+            </w:pPr>
+            <w:r>
+              <w:t>А.В. Дейнеко</w:t>
+            </w:r>
+          </w:p>
+        </w:tc>
+      </w:tr>
+      <w:tr>
+        <w:tc>
+          <w:tcPr>
+            <w:tcW w:w="4154" w:type="dxa"/>
+            <w:tcBorders>
+              <w:top w:val="none" w:sz="0" w:space="0" w:color="FFFFFF"/>
+              <w:left w:val="none" w:sz="0" w:space="0" w:color="FFFFFF"/>
+              <w:bottom w:val="none" w:sz="0" w:space="0" w:color="FFFFFF"/>
+              <w:right w:val="none" w:sz="0" w:space="0" w:color="FFFFFF"/>
+            </w:tcBorders>
+            <w:tcMar>
+              <w:top w:w="0" w:type="dxa"/>
+              <w:left w:w="40" w:type="dxa"/>
+              <w:bottom w:w="0" w:type="dxa"/>
+              <w:right w:w="40" w:type="dxa"/>
+            </w:tcMar>
+            <w:vAlign w:val="bottom"/>
+          </w:tcPr>
+          <w:p/>
+        </w:tc>
+        <w:tc>
+          <w:tcPr>
+            <w:tcW w:w="2000" w:type="dxa"/>
+            <w:tcBorders>
+              <w:top w:val="none" w:sz="0" w:space="0" w:color="FFFFFF"/>
+              <w:left w:val="none" w:sz="0" w:space="0" w:color="FFFFFF"/>
+              <w:bottom w:val="none" w:sz="0" w:space="0" w:color="FFFFFF"/>
+              <w:right w:val="none" w:sz="0" w:space="0" w:color="FFFFFF"/>
+            </w:tcBorders>
+            <w:tcMar>
+              <w:top w:w="0" w:type="dxa"/>
+              <w:left w:w="40" w:type="dxa"/>
+              <w:bottom w:w="0" w:type="dxa"/>
+              <w:right w:w="40" w:type="dxa"/>
+            </w:tcMar>
+          </w:tcPr>
+          <w:p>
+            <w:pPr>
+              <w:jc w:val="center"/>
+            </w:pPr>
+            <w:r>
+              <w:rPr>
+                <w:sz w:val="16"/>
+                <w:szCs w:val="16"/>
+              </w:rPr>
+              <w:t>(подпись)</w:t>
+            </w:r>
+          </w:p>
+        </w:tc>
+        <w:tc>
+          <w:tcPr>
+            <w:tcW w:w="400" w:type="dxa"/>
+            <w:tcBorders>
+              <w:top w:val="none" w:sz="0" w:space="0" w:color="FFFFFF"/>
+              <w:left w:val="none" w:sz="0" w:space="0" w:color="FFFFFF"/>
+              <w:bottom w:val="none" w:sz="0" w:space="0" w:color="FFFFFF"/>
+              <w:right w:val="none" w:sz="0" w:space="0" w:color="FFFFFF"/>
+            </w:tcBorders>
+            <w:tcMar>
+              <w:top w:w="0" w:type="dxa"/>
+              <w:left w:w="40" w:type="dxa"/>
+              <w:bottom w:w="0" w:type="dxa"/>
+              <w:right w:w="40" w:type="dxa"/>
+            </w:tcMar>
+            <w:vAlign w:val="bottom"/>
+          </w:tcPr>
+          <w:p/>
+        </w:tc>
+        <w:tc>
+          <w:tcPr>
+            <w:tcW w:w="2800" w:type="dxa"/>
+            <w:tcBorders>
+              <w:top w:val="none" w:sz="0" w:space="0" w:color="FFFFFF"/>
+              <w:left w:val="none" w:sz="0" w:space="0" w:color="FFFFFF"/>
+              <w:bottom w:val="none" w:sz="0" w:space="0" w:color="FFFFFF"/>
+              <w:right w:val="none" w:sz="0" w:space="0" w:color="FFFFFF"/>
+            </w:tcBorders>
+            <w:tcMar>
+              <w:top w:w="0" w:type="dxa"/>
+              <w:left w:w="40" w:type="dxa"/>
+              <w:bottom w:w="0" w:type="dxa"/>
+              <w:right w:w="40" w:type="dxa"/>
+            </w:tcMar>
+          </w:tcPr>
+          <w:p>
+            <w:pPr>
+              <w:jc w:val="center"/>
+            </w:pPr>
+            <w:r>
+              <w:rPr>
+                <w:sz w:val="16"/>
+                <w:szCs w:val="16"/>
+              </w:rPr>
+              <w:t>(инициалы и фамилия)</w:t>
+            </w:r>
+          </w:p>
+        </w:tc>
+      </w:tr>
+      <w:tr>
+        <w:trPr>
+          <w:trHeight w:val="480"/>
+        </w:trPr>
+        <w:tc>
+          <w:tcPr>
+            <w:tcW w:w="4154" w:type="dxa"/>
+            <w:tcBorders>
+              <w:top w:val="none" w:sz="0" w:space="0" w:color="FFFFFF"/>
+              <w:left w:val="none" w:sz="0" w:space="0" w:color="FFFFFF"/>
+              <w:bottom w:val="none" w:sz="0" w:space="0" w:color="FFFFFF"/>
+              <w:right w:val="none" w:sz="0" w:space="0" w:color="FFFFFF"/>
+            </w:tcBorders>
+            <w:tcMar>
+              <w:top w:w="0" w:type="dxa"/>
+              <w:left w:w="40" w:type="dxa"/>
+              <w:bottom w:w="0" w:type="dxa"/>
+              <w:right w:w="40" w:type="dxa"/>
+            </w:tcMar>
+            <w:vAlign w:val="bottom"/>
+          </w:tcPr>
+          <w:p/>
+        </w:tc>
+        <w:tc>
+          <w:tcPr>
+            <w:tcW w:w="5200" w:type="dxa"/>
+            <w:gridSpan w:val="3"/>
+            <w:tcBorders>
+              <w:top w:val="none" w:sz="0" w:space="0" w:color="FFFFFF"/>
+              <w:left w:val="none" w:sz="0" w:space="0" w:color="FFFFFF"/>
+              <w:bottom w:val="none" w:sz="0" w:space="0" w:color="FFFFFF"/>
+              <w:right w:val="none" w:sz="0" w:space="0" w:color="FFFFFF"/>
+            </w:tcBorders>
+            <w:tcMar>
+              <w:top w:w="0" w:type="dxa"/>
+              <w:left w:w="40" w:type="dxa"/>
+              <w:bottom w:w="0" w:type="dxa"/>
+              <w:right w:w="40" w:type="dxa"/>
+            </w:tcMar>
+            <w:vAlign w:val="bottom"/>
+          </w:tcPr>
+          <w:p>
+            <w:pPr>
+              <w:rPr>
+                <w:u w:val="single"/>
+              </w:rPr>
+            </w:pPr>
+            <w:r>
+              <w:t>"</w:t>
+            </w:r>
+            <w:r>
+              <w:rPr>
+                <w:u w:val="single"/>
+              </w:rPr>
+              <w:t>___</w:t>
+            </w:r>
+            <w:r>
+              <w:t>"</w:t>
+            </w:r>
+            <w:r>
+              <w:rPr>
+                <w:u w:val="single"/>
+              </w:rPr>
+              <w:t xml:space="preserve"> _________</w:t>
+            </w:r>
+            <w:r>
+              <w:t>_ 2026 г.</w:t>
+            </w:r>
+          </w:p>
+        </w:tc>
+      </w:tr>
+    </w:tbl>
+    <w:p/>
+    <w:p/>
+    <w:p/>
+    <w:p/>
+    <w:p/>
+    <w:p/>
+    <w:p/>
+    <w:p>
+      <w:pPr>
         <w:jc w:val="center"/>
-        <w:rPr>
-          <w:lang w:val="en-US"/>
-        </w:rPr>
-      </w:pPr>
-      <w:r>
-        <w:rPr>
-          <w:u w:val="single"/>
-        </w:rPr>
-        <w:t>5</w:t>
-      </w:r>
-    </w:p>
-    <w:p>
-      <w:pPr>
-        <w:spacing w:line="276" w:lineRule="auto"/>
-        <w:jc w:val="center"/>
-      </w:pPr>
-      <w:r>
-        <w:rPr>
-          <w:sz w:val="24"/>
-          <w:szCs w:val="24"/>
-        </w:rPr>
-        <w:t>(количество листов)</w:t>
-      </w:r>
-    </w:p>
-    <w:p>
-      <w:pPr>
-        <w:spacing w:line="276" w:lineRule="auto"/>
-        <w:jc w:val="center"/>
-      </w:pPr>
-    </w:p>
-    <w:p>
-      <w:pPr>
-        <w:spacing w:line="276" w:lineRule="auto"/>
-        <w:jc w:val="center"/>
-      </w:pPr>
-      <w:r>
-        <w:t>ИСПОЛНИТЕЛЬ:</w:t>
-      </w:r>
-    </w:p>
-    <w:p>
-      <w:pPr>
-        <w:spacing w:line="276" w:lineRule="auto"/>
-        <w:jc w:val="center"/>
-      </w:pPr>
-    </w:p>
-    <w:p>
-      <w:pPr>
-        <w:spacing w:line="276" w:lineRule="auto"/>
-        <w:jc w:val="center"/>
-      </w:pPr>
-    </w:p>
-    <w:p>
-      <w:pPr>
-        <w:spacing w:line="276" w:lineRule="auto"/>
-        <w:jc w:val="center"/>
-      </w:pPr>
-      <w:r>
-        <w:t>Дейнеко А.В.</w:t>
-      </w:r>
-    </w:p>
-    <w:p>
-      <w:pPr>
-        <w:spacing w:line="276" w:lineRule="auto"/>
-        <w:jc w:val="center"/>
-      </w:pPr>
-      <w:r>
-        <w:t>"__"___________2026 г.</w:t>
-      </w:r>
-    </w:p>
-    <w:p>
-      <w:pPr>
-        <w:spacing w:line="276" w:lineRule="auto"/>
-        <w:jc w:val="center"/>
-      </w:pPr>
-    </w:p>
-    <w:p>
-      <w:pPr>
-        <w:spacing w:line="276" w:lineRule="auto"/>
-        <w:jc w:val="center"/>
-      </w:pPr>
-    </w:p>
-    <w:p>
-      <w:pPr>
-        <w:spacing w:line="276" w:lineRule="auto"/>
-        <w:jc w:val="center"/>
-      </w:pPr>
-    </w:p>
-    <w:p>
-      <w:pPr>
-        <w:spacing w:line="276" w:lineRule="auto"/>
-        <w:jc w:val="center"/>
-      </w:pPr>
-    </w:p>
-    <w:p>
-      <w:pPr>
-        <w:spacing w:line="276" w:lineRule="auto"/>
-        <w:jc w:val="center"/>
-      </w:pPr>
-    </w:p>
-    <w:p>
-      <w:pPr>
-        <w:spacing w:line="276" w:lineRule="auto"/>
-        <w:jc w:val="center"/>
-      </w:pPr>
-    </w:p>
-    <w:p>
-      <w:pPr>
-        <w:spacing w:line="276" w:lineRule="auto"/>
-        <w:jc w:val="center"/>
-      </w:pPr>
-      <w:r>
-        <w:t>Москва 2026</w:t>
+      </w:pPr>
+      <w:r>
+        <w:t>2026</w:t>
       </w:r>
     </w:p>
     <w:p>
@@ -1644,7 +2680,18 @@
         <w:jc w:val="both"/>
       </w:pPr>
       <w:r>
-        <w:t>Необходимо разработать систему, включающую в себя веб-сервис (REST API) на FastAPI с хранением данных в PostgreSQL, изображений и видео в MinIO, сессий в Redis, а также одностраничное веб-приложение (SPA), которая позволит создателям публиковать услуги по солнечным панелям (тип панели, КПД, цена, изображение и видео), а гостям – просматривать каталог услуг в виде плитки и ленты.</w:t>
+        <w:t xml:space="preserve">Необходимо </w:t>
+      </w:r>
+      <w:r>
+        <w:t>Разработать систему: REST API на FastAPI (PostgreSQL — данные, MinIO — изображения и видео, Redis — сессии) и SPA, где создатели публикуют услуги по со</w:t>
+      </w:r>
+      <w:r>
+        <w:t>лнечным панелям (тип, КПД, цена</w:t>
+      </w:r>
+      <w:bookmarkStart w:id="0" w:name="_GoBack"/>
+      <w:bookmarkEnd w:id="0"/>
+      <w:r>
+        <w:t>), а гости просматривают каталог в виде плитки и ленты.</w:t>
       </w:r>
     </w:p>
     <w:p>
@@ -3187,7 +4234,7 @@
     <w:p>
       <w:pPr>
         <w:sectPr>
-          <w:footerReference w:type="default" r:id="rId12"/>
+          <w:footerReference w:type="default" r:id="rId11"/>
           <w:pgSz w:w="11909" w:h="16834"/>
           <w:pgMar w:top="1134" w:right="567" w:bottom="1134" w:left="1701" w:header="709" w:footer="709" w:gutter="0"/>
           <w:cols w:space="720"/>
@@ -7317,7 +8364,7 @@
     </w:tbl>
     <w:p/>
     <w:sectPr>
-      <w:footerReference w:type="default" r:id="rId13"/>
+      <w:footerReference w:type="default" r:id="rId12"/>
       <w:pgSz w:w="16834" w:h="11909" w:orient="landscape"/>
       <w:pgMar w:top="1701" w:right="1134" w:bottom="1134" w:left="1134" w:header="709" w:footer="709" w:gutter="0"/>
       <w:cols w:space="720"/>
